--- a/Training/Week2/Day4/Docx/09_BootStrap_Day4_Week2_Hands_on_HarishBabuKaveri.docx
+++ b/Training/Week2/Day4/Docx/09_BootStrap_Day4_Week2_Hands_on_HarishBabuKaveri.docx
@@ -10,7 +10,6 @@
           <w:bCs/>
         </w:rPr>
       </w:pPr>
-      <w:proofErr w:type="spellStart"/>
       <w:r>
         <w:rPr>
           <w:b/>
@@ -30,15 +29,7 @@
           <w:b/>
           <w:bCs/>
         </w:rPr>
-        <w:t>Day</w:t>
-      </w:r>
-      <w:proofErr w:type="spellEnd"/>
-      <w:r>
-        <w:rPr>
-          <w:b/>
-          <w:bCs/>
-        </w:rPr>
-        <w:t xml:space="preserve"> – </w:t>
+        <w:t xml:space="preserve">Day – </w:t>
       </w:r>
       <w:r>
         <w:rPr>
@@ -150,9 +141,8 @@
           <w:sz w:val="24"/>
           <w:szCs w:val="24"/>
         </w:rPr>
-        <w:t xml:space="preserve">Responsive Personal Portfolio </w:t>
-      </w:r>
-      <w:proofErr w:type="gramStart"/>
+        <w:t>Responsive Personal Portfolio Homepage</w:t>
+      </w:r>
       <w:r>
         <w:rPr>
           <w:b/>
@@ -160,26 +150,7 @@
           <w:sz w:val="24"/>
           <w:szCs w:val="24"/>
         </w:rPr>
-        <w:t>Homepage</w:t>
-      </w:r>
-      <w:r>
-        <w:rPr>
-          <w:b/>
-          <w:bCs/>
-          <w:sz w:val="24"/>
-          <w:szCs w:val="24"/>
-        </w:rPr>
-        <w:t>(Level-1</w:t>
-      </w:r>
-      <w:proofErr w:type="gramEnd"/>
-      <w:r>
-        <w:rPr>
-          <w:b/>
-          <w:bCs/>
-          <w:sz w:val="24"/>
-          <w:szCs w:val="24"/>
-        </w:rPr>
-        <w:t>)</w:t>
+        <w:t>(Level-1)</w:t>
       </w:r>
     </w:p>
     <w:p>
@@ -280,23 +251,7 @@
           <w:sz w:val="24"/>
           <w:szCs w:val="24"/>
         </w:rPr>
-        <w:t xml:space="preserve">- Create a responsive layout using </w:t>
-      </w:r>
-      <w:proofErr w:type="gramStart"/>
-      <w:r>
-        <w:rPr>
-          <w:sz w:val="24"/>
-          <w:szCs w:val="24"/>
-        </w:rPr>
-        <w:t>container</w:t>
-      </w:r>
-      <w:proofErr w:type="gramEnd"/>
-      <w:r>
-        <w:rPr>
-          <w:sz w:val="24"/>
-          <w:szCs w:val="24"/>
-        </w:rPr>
-        <w:t>, rows, and columns.</w:t>
+        <w:t>- Create a responsive layout using container, rows, and columns.</w:t>
       </w:r>
     </w:p>
     <w:p>
@@ -489,23 +444,7 @@
           <w:sz w:val="24"/>
           <w:szCs w:val="24"/>
         </w:rPr>
-        <w:t xml:space="preserve">- Learn responsive grid </w:t>
-      </w:r>
-      <w:proofErr w:type="gramStart"/>
-      <w:r>
-        <w:rPr>
-          <w:sz w:val="24"/>
-          <w:szCs w:val="24"/>
-        </w:rPr>
-        <w:t>system</w:t>
-      </w:r>
-      <w:proofErr w:type="gramEnd"/>
-      <w:r>
-        <w:rPr>
-          <w:sz w:val="24"/>
-          <w:szCs w:val="24"/>
-        </w:rPr>
-        <w:t xml:space="preserve"> and breakpoints.</w:t>
+        <w:t>- Learn responsive grid system and breakpoints.</w:t>
       </w:r>
     </w:p>
     <w:p>
@@ -625,21 +564,6 @@
     <w:p>
       <w:pPr>
         <w:rPr>
-          <w:sz w:val="24"/>
-          <w:szCs w:val="24"/>
-        </w:rPr>
-      </w:pPr>
-      <w:r>
-        <w:rPr>
-          <w:sz w:val="24"/>
-          <w:szCs w:val="24"/>
-        </w:rPr>
-        <w:t>Output:</w:t>
-      </w:r>
-    </w:p>
-    <w:p>
-      <w:pPr>
-        <w:rPr>
           <w:noProof/>
           <w:sz w:val="24"/>
           <w:szCs w:val="24"/>
@@ -651,807 +575,11 @@
           <w:sz w:val="24"/>
           <w:szCs w:val="24"/>
         </w:rPr>
-        <w:t>Output File: index.html</w:t>
-      </w:r>
-    </w:p>
-    <w:p>
-      <w:pPr>
-        <w:rPr>
-          <w:noProof/>
-          <w:sz w:val="24"/>
-          <w:szCs w:val="24"/>
-        </w:rPr>
-      </w:pPr>
-    </w:p>
-    <w:p>
-      <w:pPr>
-        <w:rPr>
-          <w:noProof/>
-          <w:sz w:val="24"/>
-          <w:szCs w:val="24"/>
-        </w:rPr>
-      </w:pPr>
-    </w:p>
-    <w:p>
-      <w:pPr>
-        <w:rPr>
-          <w:noProof/>
-          <w:sz w:val="24"/>
-          <w:szCs w:val="24"/>
-        </w:rPr>
-      </w:pPr>
-    </w:p>
-    <w:p>
-      <w:pPr>
-        <w:rPr>
-          <w:noProof/>
-          <w:sz w:val="24"/>
-          <w:szCs w:val="24"/>
-        </w:rPr>
-      </w:pPr>
-    </w:p>
-    <w:p>
-      <w:pPr>
-        <w:rPr>
-          <w:sz w:val="24"/>
-          <w:szCs w:val="24"/>
-        </w:rPr>
-      </w:pPr>
-      <w:r>
-        <w:rPr>
-          <w:sz w:val="24"/>
-          <w:szCs w:val="24"/>
-        </w:rPr>
-        <w:t>Explanation:</w:t>
-      </w:r>
-    </w:p>
-    <w:p>
-      <w:r>
-        <w:t xml:space="preserve">This code creates a simple </w:t>
-      </w:r>
-      <w:r>
-        <w:rPr>
-          <w:b/>
-          <w:bCs/>
-        </w:rPr>
-        <w:t>Feedback Form</w:t>
-      </w:r>
-      <w:r>
-        <w:t xml:space="preserve"> where the user can type feedback and click </w:t>
-      </w:r>
-      <w:r>
-        <w:rPr>
-          <w:b/>
-          <w:bCs/>
-        </w:rPr>
-        <w:t>Submit Feedback</w:t>
-      </w:r>
-      <w:r>
-        <w:t xml:space="preserve">. JavaScript checks if the </w:t>
-      </w:r>
-      <w:proofErr w:type="spellStart"/>
-      <w:proofErr w:type="gramStart"/>
-      <w:r>
-        <w:t>textarea</w:t>
-      </w:r>
-      <w:proofErr w:type="spellEnd"/>
-      <w:proofErr w:type="gramEnd"/>
-      <w:r>
-        <w:t xml:space="preserve"> is empty before submitting.</w:t>
-      </w:r>
-      <w:r>
-        <w:t xml:space="preserve"> </w:t>
-      </w:r>
-      <w:r>
-        <w:t xml:space="preserve">If no feedback is entered, it shows a </w:t>
-      </w:r>
-      <w:r>
-        <w:rPr>
-          <w:b/>
-          <w:bCs/>
-        </w:rPr>
-        <w:t>red error message</w:t>
-      </w:r>
-      <w:r>
-        <w:t xml:space="preserve"> asking the user to enter feedback. If feedback is provided, it displays a </w:t>
-      </w:r>
-      <w:r>
-        <w:rPr>
-          <w:b/>
-          <w:bCs/>
-        </w:rPr>
-        <w:t>green success message</w:t>
-      </w:r>
-      <w:r>
-        <w:t xml:space="preserve"> and clears the textbox.</w:t>
-      </w:r>
-    </w:p>
-    <w:p/>
-    <w:p>
-      <w:pPr>
-        <w:rPr>
-          <w:b/>
-          <w:bCs/>
-          <w:sz w:val="25"/>
-          <w:szCs w:val="25"/>
-        </w:rPr>
-      </w:pPr>
-    </w:p>
-    <w:p>
-      <w:pPr>
-        <w:rPr>
-          <w:b/>
-          <w:bCs/>
-          <w:sz w:val="25"/>
-          <w:szCs w:val="25"/>
-        </w:rPr>
-      </w:pPr>
-    </w:p>
-    <w:p>
-      <w:pPr>
-        <w:rPr>
-          <w:b/>
-          <w:bCs/>
-          <w:sz w:val="25"/>
-          <w:szCs w:val="25"/>
-        </w:rPr>
-      </w:pPr>
-    </w:p>
-    <w:p>
-      <w:pPr>
-        <w:rPr>
-          <w:b/>
-          <w:bCs/>
-          <w:sz w:val="25"/>
-          <w:szCs w:val="25"/>
-        </w:rPr>
-      </w:pPr>
-    </w:p>
-    <w:p>
-      <w:pPr>
-        <w:rPr>
-          <w:b/>
-          <w:bCs/>
-          <w:sz w:val="25"/>
-          <w:szCs w:val="25"/>
-        </w:rPr>
-      </w:pPr>
-    </w:p>
-    <w:p>
-      <w:pPr>
-        <w:rPr>
-          <w:b/>
-          <w:bCs/>
-          <w:sz w:val="25"/>
-          <w:szCs w:val="25"/>
-        </w:rPr>
-      </w:pPr>
-    </w:p>
-    <w:p>
-      <w:pPr>
-        <w:rPr>
-          <w:b/>
-          <w:bCs/>
-          <w:sz w:val="25"/>
-          <w:szCs w:val="25"/>
-        </w:rPr>
-      </w:pPr>
-    </w:p>
-    <w:p>
-      <w:pPr>
-        <w:rPr>
-          <w:b/>
-          <w:bCs/>
-          <w:sz w:val="25"/>
-          <w:szCs w:val="25"/>
-        </w:rPr>
-      </w:pPr>
-    </w:p>
-    <w:p>
-      <w:pPr>
-        <w:rPr>
-          <w:b/>
-          <w:bCs/>
-          <w:sz w:val="25"/>
-          <w:szCs w:val="25"/>
-        </w:rPr>
-      </w:pPr>
-      <w:r>
-        <w:rPr>
-          <w:b/>
-          <w:bCs/>
-          <w:sz w:val="25"/>
-          <w:szCs w:val="25"/>
-        </w:rPr>
-        <w:t>Problem 2</w:t>
-      </w:r>
-    </w:p>
-    <w:p>
-      <w:pPr>
-        <w:rPr>
-          <w:rFonts w:cstheme="minorHAnsi"/>
-          <w:b/>
-          <w:bCs/>
-          <w:sz w:val="24"/>
-          <w:szCs w:val="24"/>
-        </w:rPr>
-      </w:pPr>
-      <w:r>
-        <w:rPr>
-          <w:b/>
-          <w:bCs/>
-          <w:sz w:val="24"/>
-          <w:szCs w:val="24"/>
-        </w:rPr>
-        <w:t>Problem Statement</w:t>
-      </w:r>
-      <w:r>
-        <w:rPr>
-          <w:rFonts w:cstheme="minorHAnsi"/>
-          <w:b/>
-          <w:bCs/>
-          <w:sz w:val="24"/>
-          <w:szCs w:val="24"/>
-        </w:rPr>
-        <w:t xml:space="preserve">: </w:t>
-      </w:r>
-      <w:r>
-        <w:rPr>
-          <w:rFonts w:cstheme="minorHAnsi"/>
-          <w:b/>
-          <w:bCs/>
-          <w:sz w:val="24"/>
-          <w:szCs w:val="24"/>
-        </w:rPr>
-        <w:t xml:space="preserve">Product Listing Page Using </w:t>
-      </w:r>
-      <w:proofErr w:type="gramStart"/>
-      <w:r>
-        <w:rPr>
-          <w:rFonts w:cstheme="minorHAnsi"/>
-          <w:b/>
-          <w:bCs/>
-          <w:sz w:val="24"/>
-          <w:szCs w:val="24"/>
-        </w:rPr>
-        <w:t>Bootstrap</w:t>
-      </w:r>
-      <w:r>
-        <w:rPr>
-          <w:rFonts w:cstheme="minorHAnsi"/>
-          <w:b/>
-          <w:bCs/>
-          <w:sz w:val="24"/>
-          <w:szCs w:val="24"/>
-        </w:rPr>
-        <w:t>(Level-1</w:t>
-      </w:r>
-      <w:proofErr w:type="gramEnd"/>
-      <w:r>
-        <w:rPr>
-          <w:rFonts w:cstheme="minorHAnsi"/>
-          <w:b/>
-          <w:bCs/>
-          <w:sz w:val="24"/>
-          <w:szCs w:val="24"/>
-        </w:rPr>
-        <w:t>)</w:t>
-      </w:r>
-    </w:p>
-    <w:p>
-      <w:pPr>
-        <w:rPr>
-          <w:rFonts w:cstheme="minorHAnsi"/>
-          <w:b/>
-          <w:bCs/>
-          <w:sz w:val="24"/>
-          <w:szCs w:val="24"/>
-        </w:rPr>
-      </w:pPr>
-      <w:r>
-        <w:rPr>
-          <w:rFonts w:cstheme="minorHAnsi"/>
-          <w:b/>
-          <w:bCs/>
-          <w:sz w:val="24"/>
-          <w:szCs w:val="24"/>
-        </w:rPr>
-        <w:t>Scenario:</w:t>
-      </w:r>
-    </w:p>
-    <w:p>
-      <w:pPr>
-        <w:rPr>
-          <w:rFonts w:cstheme="minorHAnsi"/>
-          <w:sz w:val="24"/>
-          <w:szCs w:val="24"/>
-        </w:rPr>
-      </w:pPr>
-      <w:r>
-        <w:rPr>
-          <w:rFonts w:cstheme="minorHAnsi"/>
-          <w:sz w:val="24"/>
-          <w:szCs w:val="24"/>
-        </w:rPr>
-        <w:t>Create a responsive product listing page for an online electronics store displaying multiple products in card format.</w:t>
-      </w:r>
-    </w:p>
-    <w:p>
-      <w:pPr>
-        <w:rPr>
-          <w:rFonts w:cstheme="minorHAnsi"/>
-          <w:sz w:val="24"/>
-          <w:szCs w:val="24"/>
-        </w:rPr>
-      </w:pPr>
-    </w:p>
-    <w:p>
-      <w:pPr>
-        <w:rPr>
-          <w:rFonts w:cstheme="minorHAnsi"/>
-          <w:b/>
-          <w:bCs/>
-          <w:sz w:val="24"/>
-          <w:szCs w:val="24"/>
-        </w:rPr>
-      </w:pPr>
-      <w:r>
-        <w:rPr>
-          <w:rFonts w:ascii="Segoe UI Emoji" w:hAnsi="Segoe UI Emoji" w:cs="Segoe UI Emoji"/>
-          <w:b/>
-          <w:bCs/>
-          <w:sz w:val="24"/>
-          <w:szCs w:val="24"/>
-        </w:rPr>
-        <w:t>📌</w:t>
-      </w:r>
-      <w:r>
-        <w:rPr>
-          <w:rFonts w:cstheme="minorHAnsi"/>
-          <w:b/>
-          <w:bCs/>
-          <w:sz w:val="24"/>
-          <w:szCs w:val="24"/>
-        </w:rPr>
-        <w:t xml:space="preserve"> Requirements</w:t>
-      </w:r>
-    </w:p>
-    <w:p>
-      <w:pPr>
-        <w:rPr>
-          <w:rFonts w:cstheme="minorHAnsi"/>
-          <w:sz w:val="24"/>
-          <w:szCs w:val="24"/>
-        </w:rPr>
-      </w:pPr>
-      <w:r>
-        <w:rPr>
-          <w:rFonts w:cstheme="minorHAnsi"/>
-          <w:sz w:val="24"/>
-          <w:szCs w:val="24"/>
-        </w:rPr>
-        <w:t>- Use Bootstrap grid to display products in 1 column (mobile), 2 columns (tablet), and 4 columns (desktop).</w:t>
-      </w:r>
-    </w:p>
-    <w:p>
-      <w:pPr>
-        <w:rPr>
-          <w:rFonts w:cstheme="minorHAnsi"/>
-          <w:sz w:val="24"/>
-          <w:szCs w:val="24"/>
-        </w:rPr>
-      </w:pPr>
-      <w:r>
-        <w:rPr>
-          <w:rFonts w:cstheme="minorHAnsi"/>
-          <w:sz w:val="24"/>
-          <w:szCs w:val="24"/>
-        </w:rPr>
-        <w:t>- Each product should be displayed using Bootstrap Card component.</w:t>
-      </w:r>
-    </w:p>
-    <w:p>
-      <w:pPr>
-        <w:rPr>
-          <w:rFonts w:cstheme="minorHAnsi"/>
-          <w:sz w:val="24"/>
-          <w:szCs w:val="24"/>
-        </w:rPr>
-      </w:pPr>
-      <w:r>
-        <w:rPr>
-          <w:rFonts w:cstheme="minorHAnsi"/>
-          <w:sz w:val="24"/>
-          <w:szCs w:val="24"/>
-        </w:rPr>
-        <w:t>- Include buttons such as “Add to Cart” and “View Details”.</w:t>
-      </w:r>
-    </w:p>
-    <w:p>
-      <w:pPr>
-        <w:rPr>
-          <w:rFonts w:cstheme="minorHAnsi"/>
-          <w:sz w:val="24"/>
-          <w:szCs w:val="24"/>
-        </w:rPr>
-      </w:pPr>
-      <w:r>
-        <w:rPr>
-          <w:rFonts w:cstheme="minorHAnsi"/>
-          <w:sz w:val="24"/>
-          <w:szCs w:val="24"/>
-        </w:rPr>
-        <w:t>- Use spacing utilities and background color utilities.</w:t>
-      </w:r>
-    </w:p>
-    <w:p>
-      <w:pPr>
-        <w:rPr>
-          <w:rFonts w:cstheme="minorHAnsi"/>
-          <w:sz w:val="24"/>
-          <w:szCs w:val="24"/>
-        </w:rPr>
-      </w:pPr>
-    </w:p>
-    <w:p>
-      <w:pPr>
-        <w:rPr>
-          <w:rFonts w:cstheme="minorHAnsi"/>
-          <w:b/>
-          <w:bCs/>
-          <w:sz w:val="24"/>
-          <w:szCs w:val="24"/>
-        </w:rPr>
-      </w:pPr>
-      <w:r>
-        <w:rPr>
-          <w:rFonts w:ascii="Segoe UI Emoji" w:hAnsi="Segoe UI Emoji" w:cs="Segoe UI Emoji"/>
-          <w:b/>
-          <w:bCs/>
-          <w:sz w:val="24"/>
-          <w:szCs w:val="24"/>
-        </w:rPr>
-        <w:t>🛠️</w:t>
-      </w:r>
-      <w:r>
-        <w:rPr>
-          <w:rFonts w:cstheme="minorHAnsi"/>
-          <w:b/>
-          <w:bCs/>
-          <w:sz w:val="24"/>
-          <w:szCs w:val="24"/>
-        </w:rPr>
-        <w:t xml:space="preserve"> Technical Constraints</w:t>
-      </w:r>
-    </w:p>
-    <w:p>
-      <w:pPr>
-        <w:rPr>
-          <w:rFonts w:cstheme="minorHAnsi"/>
-          <w:sz w:val="24"/>
-          <w:szCs w:val="24"/>
-        </w:rPr>
-      </w:pPr>
-      <w:r>
-        <w:rPr>
-          <w:rFonts w:cstheme="minorHAnsi"/>
-          <w:sz w:val="24"/>
-          <w:szCs w:val="24"/>
-        </w:rPr>
-        <w:t>- Must use Bootstrap CDN.</w:t>
-      </w:r>
-    </w:p>
-    <w:p>
-      <w:pPr>
-        <w:rPr>
-          <w:rFonts w:cstheme="minorHAnsi"/>
-          <w:sz w:val="24"/>
-          <w:szCs w:val="24"/>
-        </w:rPr>
-      </w:pPr>
-      <w:r>
-        <w:rPr>
-          <w:rFonts w:cstheme="minorHAnsi"/>
-          <w:sz w:val="24"/>
-          <w:szCs w:val="24"/>
-        </w:rPr>
-        <w:t>- Use built-in Bootstrap classes only.</w:t>
-      </w:r>
-    </w:p>
-    <w:p>
-      <w:pPr>
-        <w:rPr>
-          <w:rFonts w:cstheme="minorHAnsi"/>
-          <w:sz w:val="24"/>
-          <w:szCs w:val="24"/>
-        </w:rPr>
-      </w:pPr>
-      <w:r>
-        <w:rPr>
-          <w:rFonts w:cstheme="minorHAnsi"/>
-          <w:sz w:val="24"/>
-          <w:szCs w:val="24"/>
-        </w:rPr>
-        <w:t xml:space="preserve">- Proper use of </w:t>
-      </w:r>
-      <w:proofErr w:type="gramStart"/>
-      <w:r>
-        <w:rPr>
-          <w:rFonts w:cstheme="minorHAnsi"/>
-          <w:sz w:val="24"/>
-          <w:szCs w:val="24"/>
-        </w:rPr>
-        <w:t>container</w:t>
-      </w:r>
-      <w:proofErr w:type="gramEnd"/>
-      <w:r>
-        <w:rPr>
-          <w:rFonts w:cstheme="minorHAnsi"/>
-          <w:sz w:val="24"/>
-          <w:szCs w:val="24"/>
-        </w:rPr>
-        <w:t xml:space="preserve">, </w:t>
-      </w:r>
-      <w:proofErr w:type="gramStart"/>
-      <w:r>
-        <w:rPr>
-          <w:rFonts w:cstheme="minorHAnsi"/>
-          <w:sz w:val="24"/>
-          <w:szCs w:val="24"/>
-        </w:rPr>
-        <w:t>row</w:t>
-      </w:r>
-      <w:proofErr w:type="gramEnd"/>
-      <w:r>
-        <w:rPr>
-          <w:rFonts w:cstheme="minorHAnsi"/>
-          <w:sz w:val="24"/>
-          <w:szCs w:val="24"/>
-        </w:rPr>
-        <w:t>, and col classes.</w:t>
-      </w:r>
-    </w:p>
-    <w:p>
-      <w:pPr>
-        <w:rPr>
-          <w:rFonts w:cstheme="minorHAnsi"/>
-          <w:sz w:val="24"/>
-          <w:szCs w:val="24"/>
-        </w:rPr>
-      </w:pPr>
-    </w:p>
-    <w:p>
-      <w:pPr>
-        <w:rPr>
-          <w:rFonts w:cstheme="minorHAnsi"/>
-          <w:b/>
-          <w:bCs/>
-          <w:sz w:val="24"/>
-          <w:szCs w:val="24"/>
-        </w:rPr>
-      </w:pPr>
-      <w:r>
-        <w:rPr>
-          <w:rFonts w:cstheme="minorHAnsi"/>
-          <w:b/>
-          <w:bCs/>
-          <w:sz w:val="24"/>
-          <w:szCs w:val="24"/>
-        </w:rPr>
-        <w:t>Expectations:</w:t>
-      </w:r>
-    </w:p>
-    <w:p>
-      <w:pPr>
-        <w:rPr>
-          <w:rFonts w:cstheme="minorHAnsi"/>
-          <w:sz w:val="24"/>
-          <w:szCs w:val="24"/>
-        </w:rPr>
-      </w:pPr>
-      <w:r>
-        <w:rPr>
-          <w:rFonts w:cstheme="minorHAnsi"/>
-          <w:sz w:val="24"/>
-          <w:szCs w:val="24"/>
-        </w:rPr>
-        <w:t>- Fully responsive layout.</w:t>
-      </w:r>
-    </w:p>
-    <w:p>
-      <w:pPr>
-        <w:rPr>
-          <w:rFonts w:cstheme="minorHAnsi"/>
-          <w:sz w:val="24"/>
-          <w:szCs w:val="24"/>
-        </w:rPr>
-      </w:pPr>
-      <w:r>
-        <w:rPr>
-          <w:rFonts w:cstheme="minorHAnsi"/>
-          <w:sz w:val="24"/>
-          <w:szCs w:val="24"/>
-        </w:rPr>
-        <w:t>- Equal card height alignment.</w:t>
-      </w:r>
-    </w:p>
-    <w:p>
-      <w:pPr>
-        <w:rPr>
-          <w:rFonts w:cstheme="minorHAnsi"/>
-          <w:sz w:val="24"/>
-          <w:szCs w:val="24"/>
-        </w:rPr>
-      </w:pPr>
-      <w:r>
-        <w:rPr>
-          <w:rFonts w:cstheme="minorHAnsi"/>
-          <w:sz w:val="24"/>
-          <w:szCs w:val="24"/>
-        </w:rPr>
-        <w:t>- Proper spacing using margin and padding utilities.</w:t>
-      </w:r>
-    </w:p>
-    <w:p>
-      <w:pPr>
-        <w:rPr>
-          <w:rFonts w:cstheme="minorHAnsi"/>
-          <w:sz w:val="24"/>
-          <w:szCs w:val="24"/>
-        </w:rPr>
-      </w:pPr>
-    </w:p>
-    <w:p>
-      <w:pPr>
-        <w:rPr>
-          <w:rFonts w:cstheme="minorHAnsi"/>
-          <w:sz w:val="24"/>
-          <w:szCs w:val="24"/>
-        </w:rPr>
-      </w:pPr>
-    </w:p>
-    <w:p>
-      <w:pPr>
-        <w:rPr>
-          <w:rFonts w:cstheme="minorHAnsi"/>
-          <w:sz w:val="24"/>
-          <w:szCs w:val="24"/>
-        </w:rPr>
-      </w:pPr>
-    </w:p>
-    <w:p>
-      <w:pPr>
-        <w:rPr>
-          <w:rFonts w:cstheme="minorHAnsi"/>
-          <w:b/>
-          <w:bCs/>
-          <w:sz w:val="24"/>
-          <w:szCs w:val="24"/>
-        </w:rPr>
-      </w:pPr>
-      <w:r>
-        <w:rPr>
-          <w:rFonts w:ascii="Segoe UI Emoji" w:hAnsi="Segoe UI Emoji" w:cs="Segoe UI Emoji"/>
-          <w:b/>
-          <w:bCs/>
-          <w:sz w:val="24"/>
-          <w:szCs w:val="24"/>
-        </w:rPr>
-        <w:t>🎯</w:t>
-      </w:r>
-      <w:r>
-        <w:rPr>
-          <w:rFonts w:cstheme="minorHAnsi"/>
-          <w:b/>
-          <w:bCs/>
-          <w:sz w:val="24"/>
-          <w:szCs w:val="24"/>
-        </w:rPr>
-        <w:t xml:space="preserve"> Learning Outcome</w:t>
-      </w:r>
-    </w:p>
-    <w:p>
-      <w:pPr>
-        <w:rPr>
-          <w:rFonts w:cstheme="minorHAnsi"/>
-          <w:sz w:val="24"/>
-          <w:szCs w:val="24"/>
-        </w:rPr>
-      </w:pPr>
-      <w:r>
-        <w:rPr>
-          <w:rFonts w:cstheme="minorHAnsi"/>
-          <w:sz w:val="24"/>
-          <w:szCs w:val="24"/>
-        </w:rPr>
-        <w:t>- Master grid layouts with multiple breakpoints.</w:t>
-      </w:r>
-    </w:p>
-    <w:p>
-      <w:pPr>
-        <w:rPr>
-          <w:rFonts w:cstheme="minorHAnsi"/>
-          <w:sz w:val="24"/>
-          <w:szCs w:val="24"/>
-        </w:rPr>
-      </w:pPr>
-      <w:r>
-        <w:rPr>
-          <w:rFonts w:cstheme="minorHAnsi"/>
-          <w:sz w:val="24"/>
-          <w:szCs w:val="24"/>
-        </w:rPr>
-        <w:t>- Use Bootstrap cards and buttons.</w:t>
-      </w:r>
-    </w:p>
-    <w:p>
-      <w:pPr>
-        <w:rPr>
-          <w:rFonts w:cstheme="minorHAnsi"/>
-          <w:sz w:val="24"/>
-          <w:szCs w:val="24"/>
-        </w:rPr>
-      </w:pPr>
-      <w:r>
-        <w:rPr>
-          <w:rFonts w:cstheme="minorHAnsi"/>
-          <w:sz w:val="24"/>
-          <w:szCs w:val="24"/>
-        </w:rPr>
-        <w:t>- Apply spacing and color utility classes.</w:t>
-      </w:r>
-    </w:p>
-    <w:p>
-      <w:pPr>
-        <w:rPr>
-          <w:sz w:val="24"/>
-          <w:szCs w:val="24"/>
-        </w:rPr>
-      </w:pPr>
-    </w:p>
-    <w:p>
-      <w:pPr>
-        <w:rPr>
-          <w:sz w:val="24"/>
-          <w:szCs w:val="24"/>
-        </w:rPr>
-      </w:pPr>
-      <w:r>
-        <w:rPr>
-          <w:sz w:val="24"/>
-          <w:szCs w:val="24"/>
-        </w:rPr>
-        <w:t>Source Code:</w:t>
-      </w:r>
-    </w:p>
-    <w:p>
-      <w:pPr>
-        <w:rPr>
-          <w:noProof/>
-        </w:rPr>
-      </w:pPr>
-      <w:r>
-        <w:rPr>
-          <w:noProof/>
-        </w:rPr>
-        <w:t>File Name: index.html</w:t>
-      </w:r>
-    </w:p>
-    <w:p>
-      <w:pPr>
-        <w:rPr>
-          <w:noProof/>
-        </w:rPr>
-      </w:pPr>
-      <w:r>
-        <w:rPr>
-          <w:noProof/>
-        </w:rPr>
         <w:drawing>
-          <wp:inline distT="0" distB="0" distL="0" distR="0" wp14:anchorId="506E3485" wp14:editId="40A1F340">
-            <wp:extent cx="4769992" cy="3528060"/>
-            <wp:effectExtent l="0" t="0" r="0" b="0"/>
-            <wp:docPr id="190930840" name="Picture 1"/>
+          <wp:inline distT="0" distB="0" distL="0" distR="0" wp14:anchorId="1F7F0F06" wp14:editId="4EB613A0">
+            <wp:extent cx="5943600" cy="4303395"/>
+            <wp:effectExtent l="0" t="0" r="0" b="1905"/>
+            <wp:docPr id="1445619003" name="Picture 1"/>
             <wp:cNvGraphicFramePr>
               <a:graphicFrameLocks xmlns:a="http://schemas.openxmlformats.org/drawingml/2006/main" noChangeAspect="1"/>
             </wp:cNvGraphicFramePr>
@@ -1459,7 +587,7 @@
               <a:graphicData uri="http://schemas.openxmlformats.org/drawingml/2006/picture">
                 <pic:pic xmlns:pic="http://schemas.openxmlformats.org/drawingml/2006/picture">
                   <pic:nvPicPr>
-                    <pic:cNvPr id="190930840" name=""/>
+                    <pic:cNvPr id="1445619003" name=""/>
                     <pic:cNvPicPr/>
                   </pic:nvPicPr>
                   <pic:blipFill>
@@ -1471,7 +599,7 @@
                   <pic:spPr>
                     <a:xfrm>
                       <a:off x="0" y="0"/>
-                      <a:ext cx="4779822" cy="3535331"/>
+                      <a:ext cx="5943600" cy="4303395"/>
                     </a:xfrm>
                     <a:prstGeom prst="rect">
                       <a:avLst/>
@@ -1488,17 +616,102 @@
       <w:pPr>
         <w:rPr>
           <w:noProof/>
-        </w:rPr>
-      </w:pPr>
-      <w:r>
+          <w:sz w:val="24"/>
+          <w:szCs w:val="24"/>
+        </w:rPr>
+      </w:pPr>
+    </w:p>
+    <w:p>
+      <w:pPr>
         <w:rPr>
           <w:noProof/>
+          <w:sz w:val="24"/>
+          <w:szCs w:val="24"/>
+        </w:rPr>
+      </w:pPr>
+    </w:p>
+    <w:p>
+      <w:pPr>
+        <w:rPr>
+          <w:noProof/>
+          <w:sz w:val="24"/>
+          <w:szCs w:val="24"/>
+        </w:rPr>
+      </w:pPr>
+    </w:p>
+    <w:p>
+      <w:pPr>
+        <w:rPr>
+          <w:noProof/>
+          <w:sz w:val="24"/>
+          <w:szCs w:val="24"/>
+        </w:rPr>
+      </w:pPr>
+    </w:p>
+    <w:p>
+      <w:pPr>
+        <w:rPr>
+          <w:noProof/>
+          <w:sz w:val="24"/>
+          <w:szCs w:val="24"/>
+        </w:rPr>
+      </w:pPr>
+    </w:p>
+    <w:p>
+      <w:pPr>
+        <w:rPr>
+          <w:noProof/>
+          <w:sz w:val="24"/>
+          <w:szCs w:val="24"/>
+        </w:rPr>
+      </w:pPr>
+    </w:p>
+    <w:p>
+      <w:pPr>
+        <w:rPr>
+          <w:noProof/>
+          <w:sz w:val="24"/>
+          <w:szCs w:val="24"/>
+        </w:rPr>
+      </w:pPr>
+    </w:p>
+    <w:p>
+      <w:pPr>
+        <w:rPr>
+          <w:noProof/>
+          <w:sz w:val="24"/>
+          <w:szCs w:val="24"/>
+        </w:rPr>
+      </w:pPr>
+    </w:p>
+    <w:p>
+      <w:pPr>
+        <w:rPr>
+          <w:noProof/>
+          <w:sz w:val="24"/>
+          <w:szCs w:val="24"/>
+        </w:rPr>
+      </w:pPr>
+    </w:p>
+    <w:p>
+      <w:pPr>
+        <w:rPr>
+          <w:noProof/>
+          <w:sz w:val="24"/>
+          <w:szCs w:val="24"/>
+        </w:rPr>
+      </w:pPr>
+      <w:r>
+        <w:rPr>
+          <w:noProof/>
+          <w:sz w:val="24"/>
+          <w:szCs w:val="24"/>
         </w:rPr>
         <w:drawing>
-          <wp:inline distT="0" distB="0" distL="0" distR="0" wp14:anchorId="0241B22D" wp14:editId="04E7D490">
-            <wp:extent cx="4904803" cy="3855720"/>
+          <wp:inline distT="0" distB="0" distL="0" distR="0" wp14:anchorId="0F48DB02" wp14:editId="2BF3E715">
+            <wp:extent cx="5943600" cy="5243830"/>
             <wp:effectExtent l="0" t="0" r="0" b="0"/>
-            <wp:docPr id="112597698" name="Picture 1"/>
+            <wp:docPr id="1162333985" name="Picture 1"/>
             <wp:cNvGraphicFramePr>
               <a:graphicFrameLocks xmlns:a="http://schemas.openxmlformats.org/drawingml/2006/main" noChangeAspect="1"/>
             </wp:cNvGraphicFramePr>
@@ -1506,7 +719,7 @@
               <a:graphicData uri="http://schemas.openxmlformats.org/drawingml/2006/picture">
                 <pic:pic xmlns:pic="http://schemas.openxmlformats.org/drawingml/2006/picture">
                   <pic:nvPicPr>
-                    <pic:cNvPr id="112597698" name=""/>
+                    <pic:cNvPr id="1162333985" name=""/>
                     <pic:cNvPicPr/>
                   </pic:nvPicPr>
                   <pic:blipFill>
@@ -1518,7 +731,7 @@
                   <pic:spPr>
                     <a:xfrm>
                       <a:off x="0" y="0"/>
-                      <a:ext cx="4920280" cy="3867887"/>
+                      <a:ext cx="5943600" cy="5243830"/>
                     </a:xfrm>
                     <a:prstGeom prst="rect">
                       <a:avLst/>
@@ -1534,46 +747,22 @@
     <w:p>
       <w:pPr>
         <w:rPr>
-          <w:sz w:val="24"/>
-          <w:szCs w:val="24"/>
-        </w:rPr>
-      </w:pPr>
-      <w:r>
-        <w:rPr>
-          <w:sz w:val="24"/>
-          <w:szCs w:val="24"/>
-        </w:rPr>
-        <w:t>Output:</w:t>
-      </w:r>
-    </w:p>
-    <w:p>
-      <w:pPr>
-        <w:rPr>
           <w:noProof/>
+          <w:sz w:val="24"/>
+          <w:szCs w:val="24"/>
         </w:rPr>
       </w:pPr>
       <w:r>
         <w:rPr>
           <w:noProof/>
-        </w:rPr>
-        <w:t>Output File: index.html</w:t>
-      </w:r>
-    </w:p>
-    <w:p>
-      <w:pPr>
-        <w:rPr>
-          <w:noProof/>
-        </w:rPr>
-      </w:pPr>
-      <w:r>
-        <w:rPr>
-          <w:noProof/>
+          <w:sz w:val="24"/>
+          <w:szCs w:val="24"/>
         </w:rPr>
         <w:drawing>
-          <wp:inline distT="0" distB="0" distL="0" distR="0" wp14:anchorId="48649ADF" wp14:editId="0D20C834">
-            <wp:extent cx="4828402" cy="2727960"/>
-            <wp:effectExtent l="0" t="0" r="0" b="0"/>
-            <wp:docPr id="1802527568" name="Picture 1"/>
+          <wp:inline distT="0" distB="0" distL="0" distR="0" wp14:anchorId="78AECA7A" wp14:editId="1B90E4F2">
+            <wp:extent cx="5943600" cy="3237230"/>
+            <wp:effectExtent l="0" t="0" r="0" b="1270"/>
+            <wp:docPr id="679295198" name="Picture 1"/>
             <wp:cNvGraphicFramePr>
               <a:graphicFrameLocks xmlns:a="http://schemas.openxmlformats.org/drawingml/2006/main" noChangeAspect="1"/>
             </wp:cNvGraphicFramePr>
@@ -1581,7 +770,7 @@
               <a:graphicData uri="http://schemas.openxmlformats.org/drawingml/2006/picture">
                 <pic:pic xmlns:pic="http://schemas.openxmlformats.org/drawingml/2006/picture">
                   <pic:nvPicPr>
-                    <pic:cNvPr id="1802527568" name=""/>
+                    <pic:cNvPr id="679295198" name=""/>
                     <pic:cNvPicPr/>
                   </pic:nvPicPr>
                   <pic:blipFill>
@@ -1593,7 +782,7 @@
                   <pic:spPr>
                     <a:xfrm>
                       <a:off x="0" y="0"/>
-                      <a:ext cx="4858083" cy="2744729"/>
+                      <a:ext cx="5943600" cy="3237230"/>
                     </a:xfrm>
                     <a:prstGeom prst="rect">
                       <a:avLst/>
@@ -1609,18 +798,54 @@
     <w:p>
       <w:pPr>
         <w:rPr>
+          <w:sz w:val="24"/>
+          <w:szCs w:val="24"/>
+        </w:rPr>
+      </w:pPr>
+      <w:r>
+        <w:rPr>
+          <w:sz w:val="24"/>
+          <w:szCs w:val="24"/>
+        </w:rPr>
+        <w:t>Output:</w:t>
+      </w:r>
+    </w:p>
+    <w:p>
+      <w:pPr>
+        <w:rPr>
           <w:noProof/>
+          <w:sz w:val="24"/>
+          <w:szCs w:val="24"/>
         </w:rPr>
       </w:pPr>
       <w:r>
         <w:rPr>
           <w:noProof/>
+          <w:sz w:val="24"/>
+          <w:szCs w:val="24"/>
+        </w:rPr>
+        <w:t>Output File: index.html</w:t>
+      </w:r>
+    </w:p>
+    <w:p>
+      <w:pPr>
+        <w:rPr>
+          <w:noProof/>
+          <w:sz w:val="24"/>
+          <w:szCs w:val="24"/>
+        </w:rPr>
+      </w:pPr>
+      <w:r>
+        <w:rPr>
+          <w:noProof/>
+          <w:sz w:val="24"/>
+          <w:szCs w:val="24"/>
         </w:rPr>
         <w:drawing>
-          <wp:inline distT="0" distB="0" distL="0" distR="0" wp14:anchorId="7F89BCF0" wp14:editId="6222421D">
-            <wp:extent cx="5144218" cy="2876951"/>
+          <wp:inline distT="0" distB="0" distL="0" distR="0" wp14:anchorId="26F63F7E" wp14:editId="1C0F2C3A">
+            <wp:extent cx="5943600" cy="2710815"/>
             <wp:effectExtent l="0" t="0" r="0" b="0"/>
-            <wp:docPr id="632267582" name="Picture 1"/>
+            <wp:docPr id="954410258" name="Picture 1"/>
             <wp:cNvGraphicFramePr>
               <a:graphicFrameLocks xmlns:a="http://schemas.openxmlformats.org/drawingml/2006/main" noChangeAspect="1"/>
             </wp:cNvGraphicFramePr>
@@ -1628,7 +853,7 @@
               <a:graphicData uri="http://schemas.openxmlformats.org/drawingml/2006/picture">
                 <pic:pic xmlns:pic="http://schemas.openxmlformats.org/drawingml/2006/picture">
                   <pic:nvPicPr>
-                    <pic:cNvPr id="632267582" name=""/>
+                    <pic:cNvPr id="954410258" name=""/>
                     <pic:cNvPicPr/>
                   </pic:nvPicPr>
                   <pic:blipFill>
@@ -1640,7 +865,7 @@
                   <pic:spPr>
                     <a:xfrm>
                       <a:off x="0" y="0"/>
-                      <a:ext cx="5144218" cy="2876951"/>
+                      <a:ext cx="5943600" cy="2710815"/>
                     </a:xfrm>
                     <a:prstGeom prst="rect">
                       <a:avLst/>
@@ -1670,76 +895,44 @@
     </w:p>
     <w:p>
       <w:r>
-        <w:t xml:space="preserve">This code creates a simple </w:t>
+        <w:t xml:space="preserve">This code builds a simple </w:t>
       </w:r>
       <w:r>
         <w:rPr>
           <w:b/>
           <w:bCs/>
         </w:rPr>
-        <w:t>Theme Toggle webpage</w:t>
-      </w:r>
-      <w:r>
-        <w:t xml:space="preserve"> where the user can switch between </w:t>
+        <w:t>personal portfolio website using Bootstrap</w:t>
+      </w:r>
+      <w:r>
+        <w:t xml:space="preserve">. It includes a </w:t>
       </w:r>
       <w:r>
         <w:rPr>
           <w:b/>
           <w:bCs/>
         </w:rPr>
-        <w:t>Light mode and Dark mode</w:t>
-      </w:r>
-      <w:r>
-        <w:t xml:space="preserve"> by clicking the </w:t>
+        <w:t>navigation bar, profile section, skills cards (HTML, CSS, JavaScript), and a contact section</w:t>
+      </w:r>
+      <w:r>
+        <w:t xml:space="preserve"> with a button.</w:t>
+      </w:r>
+      <w:r>
+        <w:t xml:space="preserve"> </w:t>
+      </w:r>
+      <w:r>
+        <w:t xml:space="preserve">Bootstrap classes are used to make the layout </w:t>
       </w:r>
       <w:r>
         <w:rPr>
           <w:b/>
           <w:bCs/>
         </w:rPr>
-        <w:t>Toggle Theme</w:t>
-      </w:r>
-      <w:r>
-        <w:t xml:space="preserve"> button.</w:t>
-      </w:r>
-      <w:r>
-        <w:t xml:space="preserve"> </w:t>
-      </w:r>
-      <w:r>
-        <w:t xml:space="preserve">JavaScript adds or removes the </w:t>
-      </w:r>
-      <w:r>
-        <w:rPr>
-          <w:b/>
-          <w:bCs/>
-        </w:rPr>
-        <w:t>dark-mode class</w:t>
-      </w:r>
-      <w:r>
-        <w:t xml:space="preserve"> to change the background and text color, and it also saves the selected theme in </w:t>
-      </w:r>
-      <w:proofErr w:type="spellStart"/>
-      <w:proofErr w:type="gramStart"/>
-      <w:r>
-        <w:rPr>
-          <w:b/>
-          <w:bCs/>
-        </w:rPr>
-        <w:t>localStorage</w:t>
-      </w:r>
-      <w:proofErr w:type="spellEnd"/>
-      <w:proofErr w:type="gramEnd"/>
-      <w:r>
-        <w:t xml:space="preserve"> so the same theme stays when the page is refreshed.</w:t>
-      </w:r>
-    </w:p>
-    <w:p>
-      <w:pPr>
-        <w:rPr>
-          <w:sz w:val="24"/>
-          <w:szCs w:val="24"/>
-        </w:rPr>
-      </w:pPr>
+        <w:t>responsive and styled automatically</w:t>
+      </w:r>
+      <w:r>
+        <w:t>, so the page looks clean and organized on different screen sizes.</w:t>
+      </w:r>
     </w:p>
     <w:p>
       <w:pPr>
@@ -1757,112 +950,100 @@
           <w:sz w:val="25"/>
           <w:szCs w:val="25"/>
         </w:rPr>
-        <w:t xml:space="preserve">Problem </w:t>
-      </w:r>
-      <w:r>
-        <w:rPr>
+        <w:t>Problem 2</w:t>
+      </w:r>
+    </w:p>
+    <w:p>
+      <w:pPr>
+        <w:rPr>
+          <w:rFonts w:cstheme="minorHAnsi"/>
           <w:b/>
           <w:bCs/>
-          <w:sz w:val="25"/>
-          <w:szCs w:val="25"/>
-        </w:rPr>
-        <w:t>3</w:t>
-      </w:r>
-    </w:p>
-    <w:p>
-      <w:pPr>
+          <w:sz w:val="24"/>
+          <w:szCs w:val="24"/>
+        </w:rPr>
+      </w:pPr>
+      <w:r>
         <w:rPr>
           <w:b/>
           <w:bCs/>
           <w:sz w:val="24"/>
           <w:szCs w:val="24"/>
         </w:rPr>
-      </w:pPr>
-      <w:r>
-        <w:rPr>
+        <w:t>Problem Statement</w:t>
+      </w:r>
+      <w:r>
+        <w:rPr>
+          <w:rFonts w:cstheme="minorHAnsi"/>
           <w:b/>
           <w:bCs/>
           <w:sz w:val="24"/>
           <w:szCs w:val="24"/>
         </w:rPr>
-        <w:t>Problem Statement:</w:t>
-      </w:r>
-      <w:r>
-        <w:rPr>
+        <w:t xml:space="preserve">: </w:t>
+      </w:r>
+      <w:r>
+        <w:rPr>
+          <w:rFonts w:cstheme="minorHAnsi"/>
           <w:b/>
           <w:bCs/>
           <w:sz w:val="24"/>
           <w:szCs w:val="24"/>
         </w:rPr>
-        <w:t xml:space="preserve"> </w:t>
-      </w:r>
-      <w:r>
-        <w:rPr>
+        <w:t>Product Listing Page Using Bootstrap(Level-1)</w:t>
+      </w:r>
+    </w:p>
+    <w:p>
+      <w:pPr>
+        <w:rPr>
+          <w:rFonts w:cstheme="minorHAnsi"/>
           <w:b/>
           <w:bCs/>
           <w:sz w:val="24"/>
           <w:szCs w:val="24"/>
         </w:rPr>
-        <w:t>Dynamic To-Do List (</w:t>
-      </w:r>
-      <w:proofErr w:type="gramStart"/>
-      <w:r>
-        <w:rPr>
+      </w:pPr>
+      <w:r>
+        <w:rPr>
+          <w:rFonts w:cstheme="minorHAnsi"/>
           <w:b/>
           <w:bCs/>
           <w:sz w:val="24"/>
           <w:szCs w:val="24"/>
         </w:rPr>
-        <w:t>Level-2</w:t>
-      </w:r>
-      <w:proofErr w:type="gramEnd"/>
-      <w:r>
-        <w:rPr>
-          <w:b/>
-          <w:bCs/>
-          <w:sz w:val="24"/>
-          <w:szCs w:val="24"/>
-        </w:rPr>
-        <w:t>)</w:t>
-      </w:r>
-    </w:p>
-    <w:p>
-      <w:pPr>
-        <w:rPr>
-          <w:b/>
-          <w:bCs/>
-          <w:sz w:val="24"/>
-          <w:szCs w:val="24"/>
-        </w:rPr>
-      </w:pPr>
-      <w:r>
-        <w:rPr>
-          <w:b/>
-          <w:bCs/>
-          <w:sz w:val="24"/>
-          <w:szCs w:val="24"/>
-        </w:rPr>
         <w:t>Scenario:</w:t>
       </w:r>
     </w:p>
     <w:p>
       <w:pPr>
         <w:rPr>
-          <w:sz w:val="24"/>
-          <w:szCs w:val="24"/>
-        </w:rPr>
-      </w:pPr>
-      <w:r>
-        <w:rPr>
-          <w:sz w:val="24"/>
-          <w:szCs w:val="24"/>
-        </w:rPr>
-        <w:t>A productivity application requires an interactive To-Do list where users can add, delete, and mark tasks as complete without refreshing the page.</w:t>
-      </w:r>
-    </w:p>
-    <w:p>
-      <w:pPr>
-        <w:rPr>
+          <w:rFonts w:cstheme="minorHAnsi"/>
+          <w:sz w:val="24"/>
+          <w:szCs w:val="24"/>
+        </w:rPr>
+      </w:pPr>
+      <w:r>
+        <w:rPr>
+          <w:rFonts w:cstheme="minorHAnsi"/>
+          <w:sz w:val="24"/>
+          <w:szCs w:val="24"/>
+        </w:rPr>
+        <w:t>Create a responsive product listing page for an online electronics store displaying multiple products in card format.</w:t>
+      </w:r>
+    </w:p>
+    <w:p>
+      <w:pPr>
+        <w:rPr>
+          <w:rFonts w:cstheme="minorHAnsi"/>
+          <w:sz w:val="24"/>
+          <w:szCs w:val="24"/>
+        </w:rPr>
+      </w:pPr>
+    </w:p>
+    <w:p>
+      <w:pPr>
+        <w:rPr>
+          <w:rFonts w:cstheme="minorHAnsi"/>
           <w:b/>
           <w:bCs/>
           <w:sz w:val="24"/>
@@ -1881,6 +1062,7 @@
       </w:r>
       <w:r>
         <w:rPr>
+          <w:rFonts w:cstheme="minorHAnsi"/>
           <w:b/>
           <w:bCs/>
           <w:sz w:val="24"/>
@@ -1892,81 +1074,84 @@
     <w:p>
       <w:pPr>
         <w:rPr>
-          <w:sz w:val="24"/>
-          <w:szCs w:val="24"/>
-        </w:rPr>
-      </w:pPr>
-      <w:r>
-        <w:rPr>
-          <w:sz w:val="24"/>
-          <w:szCs w:val="24"/>
-        </w:rPr>
-        <w:t>• Add new tasks dynamically.</w:t>
-      </w:r>
-    </w:p>
-    <w:p>
-      <w:pPr>
-        <w:rPr>
-          <w:sz w:val="24"/>
-          <w:szCs w:val="24"/>
-        </w:rPr>
-      </w:pPr>
-      <w:r>
-        <w:rPr>
-          <w:sz w:val="24"/>
-          <w:szCs w:val="24"/>
-        </w:rPr>
-        <w:t>• Delete tasks on button click.</w:t>
-      </w:r>
-    </w:p>
-    <w:p>
-      <w:pPr>
-        <w:rPr>
-          <w:sz w:val="24"/>
-          <w:szCs w:val="24"/>
-        </w:rPr>
-      </w:pPr>
-      <w:r>
-        <w:rPr>
-          <w:sz w:val="24"/>
-          <w:szCs w:val="24"/>
-        </w:rPr>
-        <w:t>• Mark tasks as completed.</w:t>
-      </w:r>
-    </w:p>
-    <w:p>
-      <w:pPr>
-        <w:rPr>
-          <w:sz w:val="24"/>
-          <w:szCs w:val="24"/>
-        </w:rPr>
-      </w:pPr>
-      <w:r>
-        <w:rPr>
-          <w:sz w:val="24"/>
-          <w:szCs w:val="24"/>
-        </w:rPr>
-        <w:t>• Use event delegation for better performance.</w:t>
-      </w:r>
-    </w:p>
-    <w:p>
-      <w:pPr>
-        <w:rPr>
-          <w:sz w:val="24"/>
-          <w:szCs w:val="24"/>
-        </w:rPr>
-      </w:pPr>
-      <w:r>
-        <w:rPr>
-          <w:sz w:val="24"/>
-          <w:szCs w:val="24"/>
-        </w:rPr>
-        <w:t xml:space="preserve"> </w:t>
-      </w:r>
-    </w:p>
-    <w:p>
-      <w:pPr>
-        <w:rPr>
+          <w:rFonts w:cstheme="minorHAnsi"/>
+          <w:sz w:val="24"/>
+          <w:szCs w:val="24"/>
+        </w:rPr>
+      </w:pPr>
+      <w:r>
+        <w:rPr>
+          <w:rFonts w:cstheme="minorHAnsi"/>
+          <w:sz w:val="24"/>
+          <w:szCs w:val="24"/>
+        </w:rPr>
+        <w:t>- Use Bootstrap grid to display products in 1 column (mobile), 2 columns (tablet), and 4 columns (desktop).</w:t>
+      </w:r>
+    </w:p>
+    <w:p>
+      <w:pPr>
+        <w:rPr>
+          <w:rFonts w:cstheme="minorHAnsi"/>
+          <w:sz w:val="24"/>
+          <w:szCs w:val="24"/>
+        </w:rPr>
+      </w:pPr>
+      <w:r>
+        <w:rPr>
+          <w:rFonts w:cstheme="minorHAnsi"/>
+          <w:sz w:val="24"/>
+          <w:szCs w:val="24"/>
+        </w:rPr>
+        <w:t>- Each product should be displayed using Bootstrap Card component.</w:t>
+      </w:r>
+    </w:p>
+    <w:p>
+      <w:pPr>
+        <w:rPr>
+          <w:rFonts w:cstheme="minorHAnsi"/>
+          <w:sz w:val="24"/>
+          <w:szCs w:val="24"/>
+        </w:rPr>
+      </w:pPr>
+      <w:r>
+        <w:rPr>
+          <w:rFonts w:cstheme="minorHAnsi"/>
+          <w:sz w:val="24"/>
+          <w:szCs w:val="24"/>
+        </w:rPr>
+        <w:t>- Include buttons such as “Add to Cart” and “View Details”.</w:t>
+      </w:r>
+    </w:p>
+    <w:p>
+      <w:pPr>
+        <w:rPr>
+          <w:rFonts w:cstheme="minorHAnsi"/>
+          <w:sz w:val="24"/>
+          <w:szCs w:val="24"/>
+        </w:rPr>
+      </w:pPr>
+      <w:r>
+        <w:rPr>
+          <w:rFonts w:cstheme="minorHAnsi"/>
+          <w:sz w:val="24"/>
+          <w:szCs w:val="24"/>
+        </w:rPr>
+        <w:t>- Use spacing utilities and background color utilities.</w:t>
+      </w:r>
+    </w:p>
+    <w:p>
+      <w:pPr>
+        <w:rPr>
+          <w:rFonts w:cstheme="minorHAnsi"/>
+          <w:sz w:val="24"/>
+          <w:szCs w:val="24"/>
+        </w:rPr>
+      </w:pPr>
+    </w:p>
+    <w:p>
+      <w:pPr>
+        <w:rPr>
+          <w:rFonts w:cstheme="minorHAnsi"/>
           <w:b/>
           <w:bCs/>
           <w:sz w:val="24"/>
@@ -1985,6 +1170,7 @@
       </w:r>
       <w:r>
         <w:rPr>
+          <w:rFonts w:cstheme="minorHAnsi"/>
           <w:b/>
           <w:bCs/>
           <w:sz w:val="24"/>
@@ -1996,66 +1182,67 @@
     <w:p>
       <w:pPr>
         <w:rPr>
-          <w:sz w:val="24"/>
-          <w:szCs w:val="24"/>
-        </w:rPr>
-      </w:pPr>
-      <w:r>
-        <w:rPr>
-          <w:sz w:val="24"/>
-          <w:szCs w:val="24"/>
-        </w:rPr>
-        <w:t>• Must use DOM manipulation.</w:t>
-      </w:r>
-    </w:p>
-    <w:p>
-      <w:pPr>
-        <w:rPr>
-          <w:sz w:val="24"/>
-          <w:szCs w:val="24"/>
-        </w:rPr>
-      </w:pPr>
-      <w:r>
-        <w:rPr>
-          <w:sz w:val="24"/>
-          <w:szCs w:val="24"/>
-        </w:rPr>
-        <w:t>• Event delegation required.</w:t>
-      </w:r>
-    </w:p>
-    <w:p>
-      <w:pPr>
-        <w:rPr>
-          <w:sz w:val="24"/>
-          <w:szCs w:val="24"/>
-        </w:rPr>
-      </w:pPr>
-      <w:r>
-        <w:rPr>
-          <w:sz w:val="24"/>
-          <w:szCs w:val="24"/>
-        </w:rPr>
-        <w:t>• Code should follow modular structure.</w:t>
-      </w:r>
-    </w:p>
-    <w:p>
-      <w:pPr>
-        <w:rPr>
-          <w:sz w:val="24"/>
-          <w:szCs w:val="24"/>
-        </w:rPr>
-      </w:pPr>
-      <w:r>
-        <w:rPr>
-          <w:sz w:val="24"/>
-          <w:szCs w:val="24"/>
-        </w:rPr>
-        <w:t xml:space="preserve"> </w:t>
-      </w:r>
-    </w:p>
-    <w:p>
-      <w:pPr>
-        <w:rPr>
+          <w:rFonts w:cstheme="minorHAnsi"/>
+          <w:sz w:val="24"/>
+          <w:szCs w:val="24"/>
+        </w:rPr>
+      </w:pPr>
+      <w:r>
+        <w:rPr>
+          <w:rFonts w:cstheme="minorHAnsi"/>
+          <w:sz w:val="24"/>
+          <w:szCs w:val="24"/>
+        </w:rPr>
+        <w:t>- Must use Bootstrap CDN.</w:t>
+      </w:r>
+    </w:p>
+    <w:p>
+      <w:pPr>
+        <w:rPr>
+          <w:rFonts w:cstheme="minorHAnsi"/>
+          <w:sz w:val="24"/>
+          <w:szCs w:val="24"/>
+        </w:rPr>
+      </w:pPr>
+      <w:r>
+        <w:rPr>
+          <w:rFonts w:cstheme="minorHAnsi"/>
+          <w:sz w:val="24"/>
+          <w:szCs w:val="24"/>
+        </w:rPr>
+        <w:t>- Use built-in Bootstrap classes only.</w:t>
+      </w:r>
+    </w:p>
+    <w:p>
+      <w:pPr>
+        <w:rPr>
+          <w:rFonts w:cstheme="minorHAnsi"/>
+          <w:sz w:val="24"/>
+          <w:szCs w:val="24"/>
+        </w:rPr>
+      </w:pPr>
+      <w:r>
+        <w:rPr>
+          <w:rFonts w:cstheme="minorHAnsi"/>
+          <w:sz w:val="24"/>
+          <w:szCs w:val="24"/>
+        </w:rPr>
+        <w:t>- Proper use of container, row, and col classes.</w:t>
+      </w:r>
+    </w:p>
+    <w:p>
+      <w:pPr>
+        <w:rPr>
+          <w:rFonts w:cstheme="minorHAnsi"/>
+          <w:sz w:val="24"/>
+          <w:szCs w:val="24"/>
+        </w:rPr>
+      </w:pPr>
+    </w:p>
+    <w:p>
+      <w:pPr>
+        <w:rPr>
+          <w:rFonts w:cstheme="minorHAnsi"/>
           <w:b/>
           <w:bCs/>
           <w:sz w:val="24"/>
@@ -2064,6 +1251,7 @@
       </w:pPr>
       <w:r>
         <w:rPr>
+          <w:rFonts w:cstheme="minorHAnsi"/>
           <w:b/>
           <w:bCs/>
           <w:sz w:val="24"/>
@@ -2075,51 +1263,85 @@
     <w:p>
       <w:pPr>
         <w:rPr>
-          <w:sz w:val="24"/>
-          <w:szCs w:val="24"/>
-        </w:rPr>
-      </w:pPr>
-      <w:r>
-        <w:rPr>
-          <w:sz w:val="24"/>
-          <w:szCs w:val="24"/>
-        </w:rPr>
-        <w:t>• Fully functional interactive UI.</w:t>
-      </w:r>
-    </w:p>
-    <w:p>
-      <w:pPr>
-        <w:rPr>
-          <w:sz w:val="24"/>
-          <w:szCs w:val="24"/>
-        </w:rPr>
-      </w:pPr>
-      <w:r>
-        <w:rPr>
-          <w:sz w:val="24"/>
-          <w:szCs w:val="24"/>
-        </w:rPr>
-        <w:t>• Organized and reusable functions.</w:t>
-      </w:r>
-    </w:p>
-    <w:p>
-      <w:pPr>
-        <w:rPr>
-          <w:sz w:val="24"/>
-          <w:szCs w:val="24"/>
-        </w:rPr>
-      </w:pPr>
-      <w:r>
-        <w:rPr>
-          <w:sz w:val="24"/>
-          <w:szCs w:val="24"/>
-        </w:rPr>
-        <w:t xml:space="preserve"> </w:t>
-      </w:r>
-    </w:p>
-    <w:p>
-      <w:pPr>
-        <w:rPr>
+          <w:rFonts w:cstheme="minorHAnsi"/>
+          <w:sz w:val="24"/>
+          <w:szCs w:val="24"/>
+        </w:rPr>
+      </w:pPr>
+      <w:r>
+        <w:rPr>
+          <w:rFonts w:cstheme="minorHAnsi"/>
+          <w:sz w:val="24"/>
+          <w:szCs w:val="24"/>
+        </w:rPr>
+        <w:t>- Fully responsive layout.</w:t>
+      </w:r>
+    </w:p>
+    <w:p>
+      <w:pPr>
+        <w:rPr>
+          <w:rFonts w:cstheme="minorHAnsi"/>
+          <w:sz w:val="24"/>
+          <w:szCs w:val="24"/>
+        </w:rPr>
+      </w:pPr>
+      <w:r>
+        <w:rPr>
+          <w:rFonts w:cstheme="minorHAnsi"/>
+          <w:sz w:val="24"/>
+          <w:szCs w:val="24"/>
+        </w:rPr>
+        <w:t>- Equal card height alignment.</w:t>
+      </w:r>
+    </w:p>
+    <w:p>
+      <w:pPr>
+        <w:rPr>
+          <w:rFonts w:cstheme="minorHAnsi"/>
+          <w:sz w:val="24"/>
+          <w:szCs w:val="24"/>
+        </w:rPr>
+      </w:pPr>
+      <w:r>
+        <w:rPr>
+          <w:rFonts w:cstheme="minorHAnsi"/>
+          <w:sz w:val="24"/>
+          <w:szCs w:val="24"/>
+        </w:rPr>
+        <w:t>- Proper spacing using margin and padding utilities.</w:t>
+      </w:r>
+    </w:p>
+    <w:p>
+      <w:pPr>
+        <w:rPr>
+          <w:rFonts w:cstheme="minorHAnsi"/>
+          <w:sz w:val="24"/>
+          <w:szCs w:val="24"/>
+        </w:rPr>
+      </w:pPr>
+    </w:p>
+    <w:p>
+      <w:pPr>
+        <w:rPr>
+          <w:rFonts w:cstheme="minorHAnsi"/>
+          <w:sz w:val="24"/>
+          <w:szCs w:val="24"/>
+        </w:rPr>
+      </w:pPr>
+    </w:p>
+    <w:p>
+      <w:pPr>
+        <w:rPr>
+          <w:rFonts w:cstheme="minorHAnsi"/>
+          <w:sz w:val="24"/>
+          <w:szCs w:val="24"/>
+        </w:rPr>
+      </w:pPr>
+    </w:p>
+    <w:p>
+      <w:pPr>
+        <w:rPr>
+          <w:rFonts w:cstheme="minorHAnsi"/>
           <w:b/>
           <w:bCs/>
           <w:sz w:val="24"/>
@@ -2138,6 +1360,7 @@
       </w:r>
       <w:r>
         <w:rPr>
+          <w:rFonts w:cstheme="minorHAnsi"/>
           <w:b/>
           <w:bCs/>
           <w:sz w:val="24"/>
@@ -2149,47 +1372,61 @@
     <w:p>
       <w:pPr>
         <w:rPr>
-          <w:sz w:val="24"/>
-          <w:szCs w:val="24"/>
-        </w:rPr>
-      </w:pPr>
-      <w:r>
-        <w:rPr>
-          <w:sz w:val="24"/>
-          <w:szCs w:val="24"/>
-        </w:rPr>
-        <w:t>• Advanced DOM event handling.</w:t>
-      </w:r>
-    </w:p>
-    <w:p>
-      <w:pPr>
-        <w:rPr>
-          <w:sz w:val="24"/>
-          <w:szCs w:val="24"/>
-        </w:rPr>
-      </w:pPr>
-      <w:r>
-        <w:rPr>
-          <w:sz w:val="24"/>
-          <w:szCs w:val="24"/>
-        </w:rPr>
-        <w:t>• Event delegation concept.</w:t>
-      </w:r>
-    </w:p>
-    <w:p>
-      <w:pPr>
-        <w:rPr>
-          <w:sz w:val="24"/>
-          <w:szCs w:val="24"/>
-        </w:rPr>
-      </w:pPr>
-      <w:r>
-        <w:rPr>
-          <w:sz w:val="24"/>
-          <w:szCs w:val="24"/>
-        </w:rPr>
-        <w:t>• Understanding role of libraries in speeding up development.</w:t>
-      </w:r>
+          <w:rFonts w:cstheme="minorHAnsi"/>
+          <w:sz w:val="24"/>
+          <w:szCs w:val="24"/>
+        </w:rPr>
+      </w:pPr>
+      <w:r>
+        <w:rPr>
+          <w:rFonts w:cstheme="minorHAnsi"/>
+          <w:sz w:val="24"/>
+          <w:szCs w:val="24"/>
+        </w:rPr>
+        <w:t>- Master grid layouts with multiple breakpoints.</w:t>
+      </w:r>
+    </w:p>
+    <w:p>
+      <w:pPr>
+        <w:rPr>
+          <w:rFonts w:cstheme="minorHAnsi"/>
+          <w:sz w:val="24"/>
+          <w:szCs w:val="24"/>
+        </w:rPr>
+      </w:pPr>
+      <w:r>
+        <w:rPr>
+          <w:rFonts w:cstheme="minorHAnsi"/>
+          <w:sz w:val="24"/>
+          <w:szCs w:val="24"/>
+        </w:rPr>
+        <w:t>- Use Bootstrap cards and buttons.</w:t>
+      </w:r>
+    </w:p>
+    <w:p>
+      <w:pPr>
+        <w:rPr>
+          <w:rFonts w:cstheme="minorHAnsi"/>
+          <w:sz w:val="24"/>
+          <w:szCs w:val="24"/>
+        </w:rPr>
+      </w:pPr>
+      <w:r>
+        <w:rPr>
+          <w:rFonts w:cstheme="minorHAnsi"/>
+          <w:sz w:val="24"/>
+          <w:szCs w:val="24"/>
+        </w:rPr>
+        <w:t>- Apply spacing and color utility classes.</w:t>
+      </w:r>
+    </w:p>
+    <w:p>
+      <w:pPr>
+        <w:rPr>
+          <w:sz w:val="24"/>
+          <w:szCs w:val="24"/>
+        </w:rPr>
+      </w:pPr>
     </w:p>
     <w:p>
       <w:pPr>
@@ -2230,10 +1467,10 @@
           <w:noProof/>
         </w:rPr>
         <w:drawing>
-          <wp:inline distT="0" distB="0" distL="0" distR="0" wp14:anchorId="2E132CA5" wp14:editId="33B347E8">
-            <wp:extent cx="5943600" cy="5665470"/>
-            <wp:effectExtent l="0" t="0" r="0" b="0"/>
-            <wp:docPr id="930521781" name="Picture 1"/>
+          <wp:inline distT="0" distB="0" distL="0" distR="0" wp14:anchorId="3BE23BEC" wp14:editId="42ED657F">
+            <wp:extent cx="5943600" cy="3542030"/>
+            <wp:effectExtent l="0" t="0" r="0" b="1270"/>
+            <wp:docPr id="1231066400" name="Picture 1"/>
             <wp:cNvGraphicFramePr>
               <a:graphicFrameLocks xmlns:a="http://schemas.openxmlformats.org/drawingml/2006/main" noChangeAspect="1"/>
             </wp:cNvGraphicFramePr>
@@ -2241,7 +1478,7 @@
               <a:graphicData uri="http://schemas.openxmlformats.org/drawingml/2006/picture">
                 <pic:pic xmlns:pic="http://schemas.openxmlformats.org/drawingml/2006/picture">
                   <pic:nvPicPr>
-                    <pic:cNvPr id="930521781" name=""/>
+                    <pic:cNvPr id="1231066400" name=""/>
                     <pic:cNvPicPr/>
                   </pic:nvPicPr>
                   <pic:blipFill>
@@ -2253,7 +1490,7 @@
                   <pic:spPr>
                     <a:xfrm>
                       <a:off x="0" y="0"/>
-                      <a:ext cx="5943600" cy="5665470"/>
+                      <a:ext cx="5943600" cy="3542030"/>
                     </a:xfrm>
                     <a:prstGeom prst="rect">
                       <a:avLst/>
@@ -2277,10 +1514,10 @@
           <w:noProof/>
         </w:rPr>
         <w:drawing>
-          <wp:inline distT="0" distB="0" distL="0" distR="0" wp14:anchorId="2B855285" wp14:editId="5AB425CC">
-            <wp:extent cx="5943600" cy="6248400"/>
+          <wp:inline distT="0" distB="0" distL="0" distR="0" wp14:anchorId="75AB3E98" wp14:editId="56E4F6D0">
+            <wp:extent cx="5943600" cy="3263265"/>
             <wp:effectExtent l="0" t="0" r="0" b="0"/>
-            <wp:docPr id="141016562" name="Picture 1"/>
+            <wp:docPr id="1249001093" name="Picture 1"/>
             <wp:cNvGraphicFramePr>
               <a:graphicFrameLocks xmlns:a="http://schemas.openxmlformats.org/drawingml/2006/main" noChangeAspect="1"/>
             </wp:cNvGraphicFramePr>
@@ -2288,7 +1525,7 @@
               <a:graphicData uri="http://schemas.openxmlformats.org/drawingml/2006/picture">
                 <pic:pic xmlns:pic="http://schemas.openxmlformats.org/drawingml/2006/picture">
                   <pic:nvPicPr>
-                    <pic:cNvPr id="141016562" name=""/>
+                    <pic:cNvPr id="1249001093" name=""/>
                     <pic:cNvPicPr/>
                   </pic:nvPicPr>
                   <pic:blipFill>
@@ -2300,7 +1537,7 @@
                   <pic:spPr>
                     <a:xfrm>
                       <a:off x="0" y="0"/>
-                      <a:ext cx="5943600" cy="6248400"/>
+                      <a:ext cx="5943600" cy="3263265"/>
                     </a:xfrm>
                     <a:prstGeom prst="rect">
                       <a:avLst/>
@@ -2324,10 +1561,10 @@
           <w:noProof/>
         </w:rPr>
         <w:drawing>
-          <wp:inline distT="0" distB="0" distL="0" distR="0" wp14:anchorId="61A970A9" wp14:editId="6482FDC8">
-            <wp:extent cx="5943600" cy="5983605"/>
+          <wp:inline distT="0" distB="0" distL="0" distR="0" wp14:anchorId="35DD6EDD" wp14:editId="5E1F2938">
+            <wp:extent cx="5943600" cy="3378835"/>
             <wp:effectExtent l="0" t="0" r="0" b="0"/>
-            <wp:docPr id="1825042731" name="Picture 1"/>
+            <wp:docPr id="405059100" name="Picture 1"/>
             <wp:cNvGraphicFramePr>
               <a:graphicFrameLocks xmlns:a="http://schemas.openxmlformats.org/drawingml/2006/main" noChangeAspect="1"/>
             </wp:cNvGraphicFramePr>
@@ -2335,7 +1572,7 @@
               <a:graphicData uri="http://schemas.openxmlformats.org/drawingml/2006/picture">
                 <pic:pic xmlns:pic="http://schemas.openxmlformats.org/drawingml/2006/picture">
                   <pic:nvPicPr>
-                    <pic:cNvPr id="1825042731" name=""/>
+                    <pic:cNvPr id="405059100" name=""/>
                     <pic:cNvPicPr/>
                   </pic:nvPicPr>
                   <pic:blipFill>
@@ -2347,7 +1584,7 @@
                   <pic:spPr>
                     <a:xfrm>
                       <a:off x="0" y="0"/>
-                      <a:ext cx="5943600" cy="5983605"/>
+                      <a:ext cx="5943600" cy="3378835"/>
                     </a:xfrm>
                     <a:prstGeom prst="rect">
                       <a:avLst/>
@@ -2363,81 +1600,18 @@
     <w:p>
       <w:pPr>
         <w:rPr>
-          <w:sz w:val="24"/>
-          <w:szCs w:val="24"/>
-        </w:rPr>
-      </w:pPr>
-    </w:p>
-    <w:p>
-      <w:pPr>
-        <w:rPr>
-          <w:sz w:val="24"/>
-          <w:szCs w:val="24"/>
-        </w:rPr>
-      </w:pPr>
-    </w:p>
-    <w:p>
-      <w:pPr>
-        <w:rPr>
-          <w:sz w:val="24"/>
-          <w:szCs w:val="24"/>
-        </w:rPr>
-      </w:pPr>
-    </w:p>
-    <w:p>
-      <w:pPr>
-        <w:rPr>
-          <w:sz w:val="24"/>
-          <w:szCs w:val="24"/>
-        </w:rPr>
-      </w:pPr>
-    </w:p>
-    <w:p>
-      <w:pPr>
-        <w:rPr>
-          <w:sz w:val="24"/>
-          <w:szCs w:val="24"/>
-        </w:rPr>
-      </w:pPr>
-    </w:p>
-    <w:p>
-      <w:pPr>
-        <w:rPr>
-          <w:sz w:val="24"/>
-          <w:szCs w:val="24"/>
-        </w:rPr>
-      </w:pPr>
-    </w:p>
-    <w:p>
-      <w:pPr>
-        <w:rPr>
-          <w:sz w:val="24"/>
-          <w:szCs w:val="24"/>
-        </w:rPr>
-      </w:pPr>
-      <w:r>
-        <w:rPr>
-          <w:sz w:val="24"/>
-          <w:szCs w:val="24"/>
-        </w:rPr>
-        <w:t>Output:</w:t>
-      </w:r>
-    </w:p>
-    <w:p>
-      <w:r>
-        <w:t>Output File: index.html</w:t>
-      </w:r>
-    </w:p>
-    <w:p>
-      <w:r>
-        <w:rPr>
           <w:noProof/>
         </w:rPr>
+      </w:pPr>
+      <w:r>
+        <w:rPr>
+          <w:noProof/>
+        </w:rPr>
         <w:drawing>
-          <wp:inline distT="0" distB="0" distL="0" distR="0" wp14:anchorId="5F9C034A" wp14:editId="7F371B80">
-            <wp:extent cx="4896533" cy="1514686"/>
-            <wp:effectExtent l="0" t="0" r="0" b="9525"/>
-            <wp:docPr id="1548424644" name="Picture 1"/>
+          <wp:inline distT="0" distB="0" distL="0" distR="0" wp14:anchorId="6F754965" wp14:editId="6E50757F">
+            <wp:extent cx="5943600" cy="3496310"/>
+            <wp:effectExtent l="0" t="0" r="0" b="8890"/>
+            <wp:docPr id="828310705" name="Picture 1"/>
             <wp:cNvGraphicFramePr>
               <a:graphicFrameLocks xmlns:a="http://schemas.openxmlformats.org/drawingml/2006/main" noChangeAspect="1"/>
             </wp:cNvGraphicFramePr>
@@ -2445,7 +1619,7 @@
               <a:graphicData uri="http://schemas.openxmlformats.org/drawingml/2006/picture">
                 <pic:pic xmlns:pic="http://schemas.openxmlformats.org/drawingml/2006/picture">
                   <pic:nvPicPr>
-                    <pic:cNvPr id="1548424644" name=""/>
+                    <pic:cNvPr id="828310705" name=""/>
                     <pic:cNvPicPr/>
                   </pic:nvPicPr>
                   <pic:blipFill>
@@ -2457,7 +1631,7 @@
                   <pic:spPr>
                     <a:xfrm>
                       <a:off x="0" y="0"/>
-                      <a:ext cx="4896533" cy="1514686"/>
+                      <a:ext cx="5943600" cy="3496310"/>
                     </a:xfrm>
                     <a:prstGeom prst="rect">
                       <a:avLst/>
@@ -2471,15 +1645,48 @@
       </w:r>
     </w:p>
     <w:p>
-      <w:r>
+      <w:pPr>
+        <w:rPr>
+          <w:sz w:val="24"/>
+          <w:szCs w:val="24"/>
+        </w:rPr>
+      </w:pPr>
+      <w:r>
+        <w:rPr>
+          <w:sz w:val="24"/>
+          <w:szCs w:val="24"/>
+        </w:rPr>
+        <w:t>Output:</w:t>
+      </w:r>
+    </w:p>
+    <w:p>
+      <w:pPr>
         <w:rPr>
           <w:noProof/>
         </w:rPr>
+      </w:pPr>
+      <w:r>
+        <w:rPr>
+          <w:noProof/>
+        </w:rPr>
+        <w:t>Output File: index.html</w:t>
+      </w:r>
+    </w:p>
+    <w:p>
+      <w:pPr>
+        <w:rPr>
+          <w:noProof/>
+        </w:rPr>
+      </w:pPr>
+      <w:r>
+        <w:rPr>
+          <w:noProof/>
+        </w:rPr>
         <w:drawing>
-          <wp:inline distT="0" distB="0" distL="0" distR="0" wp14:anchorId="554B689F" wp14:editId="48F973E1">
-            <wp:extent cx="4410691" cy="1533739"/>
-            <wp:effectExtent l="0" t="0" r="9525" b="9525"/>
-            <wp:docPr id="2057011909" name="Picture 1"/>
+          <wp:inline distT="0" distB="0" distL="0" distR="0" wp14:anchorId="2A67EE1F" wp14:editId="04CF237C">
+            <wp:extent cx="5943600" cy="2633345"/>
+            <wp:effectExtent l="0" t="0" r="0" b="0"/>
+            <wp:docPr id="901057114" name="Picture 1"/>
             <wp:cNvGraphicFramePr>
               <a:graphicFrameLocks xmlns:a="http://schemas.openxmlformats.org/drawingml/2006/main" noChangeAspect="1"/>
             </wp:cNvGraphicFramePr>
@@ -2487,7 +1694,7 @@
               <a:graphicData uri="http://schemas.openxmlformats.org/drawingml/2006/picture">
                 <pic:pic xmlns:pic="http://schemas.openxmlformats.org/drawingml/2006/picture">
                   <pic:nvPicPr>
-                    <pic:cNvPr id="2057011909" name=""/>
+                    <pic:cNvPr id="901057114" name=""/>
                     <pic:cNvPicPr/>
                   </pic:nvPicPr>
                   <pic:blipFill>
@@ -2499,7 +1706,7 @@
                   <pic:spPr>
                     <a:xfrm>
                       <a:off x="0" y="0"/>
-                      <a:ext cx="4410691" cy="1533739"/>
+                      <a:ext cx="5943600" cy="2633345"/>
                     </a:xfrm>
                     <a:prstGeom prst="rect">
                       <a:avLst/>
@@ -2513,15 +1720,585 @@
       </w:r>
     </w:p>
     <w:p>
-      <w:r>
+      <w:pPr>
+        <w:rPr>
+          <w:sz w:val="24"/>
+          <w:szCs w:val="24"/>
+        </w:rPr>
+      </w:pPr>
+      <w:r>
+        <w:rPr>
+          <w:sz w:val="24"/>
+          <w:szCs w:val="24"/>
+        </w:rPr>
+        <w:t>Explanation:</w:t>
+      </w:r>
+    </w:p>
+    <w:p>
+      <w:r>
+        <w:t xml:space="preserve">This code creates a simple </w:t>
+      </w:r>
+      <w:r>
+        <w:rPr>
+          <w:b/>
+          <w:bCs/>
+        </w:rPr>
+        <w:t>Electronics Store webpage using Bootstrap</w:t>
+      </w:r>
+      <w:r>
+        <w:t xml:space="preserve"> that displays products like laptop, smartphone, headphones, etc. in </w:t>
+      </w:r>
+      <w:r>
+        <w:rPr>
+          <w:b/>
+          <w:bCs/>
+        </w:rPr>
+        <w:t>card layouts with images, prices, and buttons</w:t>
+      </w:r>
+      <w:r>
+        <w:t>.</w:t>
+      </w:r>
+      <w:r>
+        <w:t xml:space="preserve"> </w:t>
+      </w:r>
+      <w:r>
+        <w:t xml:space="preserve">Bootstrap’s grid system is used to arrange the products neatly and make the page </w:t>
+      </w:r>
+      <w:r>
+        <w:rPr>
+          <w:b/>
+          <w:bCs/>
+        </w:rPr>
+        <w:t>responsive</w:t>
+      </w:r>
+      <w:r>
+        <w:t>, so the product cards adjust properly on different screen sizes.</w:t>
+      </w:r>
+    </w:p>
+    <w:p>
+      <w:pPr>
+        <w:rPr>
+          <w:b/>
+          <w:bCs/>
+          <w:sz w:val="25"/>
+          <w:szCs w:val="25"/>
+        </w:rPr>
+      </w:pPr>
+      <w:r>
+        <w:rPr>
+          <w:b/>
+          <w:bCs/>
+          <w:sz w:val="25"/>
+          <w:szCs w:val="25"/>
+        </w:rPr>
+        <w:t xml:space="preserve">Problem </w:t>
+      </w:r>
+      <w:r>
+        <w:rPr>
+          <w:b/>
+          <w:bCs/>
+          <w:sz w:val="25"/>
+          <w:szCs w:val="25"/>
+        </w:rPr>
+        <w:t>3</w:t>
+      </w:r>
+    </w:p>
+    <w:p>
+      <w:pPr>
+        <w:rPr>
+          <w:b/>
+          <w:bCs/>
+          <w:sz w:val="24"/>
+          <w:szCs w:val="24"/>
+        </w:rPr>
+      </w:pPr>
+      <w:r>
+        <w:rPr>
+          <w:b/>
+          <w:bCs/>
+          <w:sz w:val="24"/>
+          <w:szCs w:val="24"/>
+        </w:rPr>
+        <w:t>Problem Statement:</w:t>
+      </w:r>
+      <w:r>
+        <w:rPr>
+          <w:b/>
+          <w:bCs/>
+          <w:sz w:val="24"/>
+          <w:szCs w:val="24"/>
+        </w:rPr>
+        <w:t xml:space="preserve"> </w:t>
+      </w:r>
+      <w:r>
+        <w:rPr>
+          <w:b/>
+          <w:bCs/>
+          <w:sz w:val="24"/>
+          <w:szCs w:val="24"/>
+        </w:rPr>
+        <w:t>College Event Management Dashboard</w:t>
+      </w:r>
+      <w:r>
+        <w:rPr>
+          <w:b/>
+          <w:bCs/>
+          <w:sz w:val="24"/>
+          <w:szCs w:val="24"/>
+        </w:rPr>
+        <w:t>(Level-2)</w:t>
+      </w:r>
+    </w:p>
+    <w:p>
+      <w:pPr>
+        <w:rPr>
+          <w:b/>
+          <w:bCs/>
+          <w:sz w:val="24"/>
+          <w:szCs w:val="24"/>
+        </w:rPr>
+      </w:pPr>
+      <w:r>
+        <w:rPr>
+          <w:b/>
+          <w:bCs/>
+          <w:sz w:val="24"/>
+          <w:szCs w:val="24"/>
+        </w:rPr>
+        <w:t>Scenario:</w:t>
+      </w:r>
+    </w:p>
+    <w:p>
+      <w:pPr>
+        <w:rPr>
+          <w:sz w:val="24"/>
+          <w:szCs w:val="24"/>
+        </w:rPr>
+      </w:pPr>
+      <w:r>
+        <w:rPr>
+          <w:sz w:val="24"/>
+          <w:szCs w:val="24"/>
+        </w:rPr>
+        <w:t>Design a responsive dashboard for managing college events including event list, add event form, and navigation.</w:t>
+      </w:r>
+    </w:p>
+    <w:p>
+      <w:pPr>
+        <w:rPr>
+          <w:sz w:val="24"/>
+          <w:szCs w:val="24"/>
+        </w:rPr>
+      </w:pPr>
+    </w:p>
+    <w:p>
+      <w:pPr>
+        <w:rPr>
+          <w:b/>
+          <w:bCs/>
+          <w:sz w:val="24"/>
+          <w:szCs w:val="24"/>
+        </w:rPr>
+      </w:pPr>
+      <w:r>
+        <w:rPr>
+          <w:rFonts w:ascii="Segoe UI Emoji" w:hAnsi="Segoe UI Emoji" w:cs="Segoe UI Emoji"/>
+          <w:b/>
+          <w:bCs/>
+          <w:sz w:val="24"/>
+          <w:szCs w:val="24"/>
+        </w:rPr>
+        <w:t>📌</w:t>
+      </w:r>
+      <w:r>
+        <w:rPr>
+          <w:b/>
+          <w:bCs/>
+          <w:sz w:val="24"/>
+          <w:szCs w:val="24"/>
+        </w:rPr>
+        <w:t xml:space="preserve"> Requirements</w:t>
+      </w:r>
+    </w:p>
+    <w:p>
+      <w:pPr>
+        <w:rPr>
+          <w:sz w:val="24"/>
+          <w:szCs w:val="24"/>
+        </w:rPr>
+      </w:pPr>
+      <w:r>
+        <w:rPr>
+          <w:sz w:val="24"/>
+          <w:szCs w:val="24"/>
+        </w:rPr>
+        <w:t>- Use Bootstrap navbar with collapse functionality.</w:t>
+      </w:r>
+    </w:p>
+    <w:p>
+      <w:pPr>
+        <w:rPr>
+          <w:sz w:val="24"/>
+          <w:szCs w:val="24"/>
+        </w:rPr>
+      </w:pPr>
+      <w:r>
+        <w:rPr>
+          <w:sz w:val="24"/>
+          <w:szCs w:val="24"/>
+        </w:rPr>
+        <w:t>- Implement responsive grid layout for dashboard sections.</w:t>
+      </w:r>
+    </w:p>
+    <w:p>
+      <w:pPr>
+        <w:rPr>
+          <w:sz w:val="24"/>
+          <w:szCs w:val="24"/>
+        </w:rPr>
+      </w:pPr>
+      <w:r>
+        <w:rPr>
+          <w:sz w:val="24"/>
+          <w:szCs w:val="24"/>
+        </w:rPr>
+        <w:t>- Use form components for event registration.</w:t>
+      </w:r>
+    </w:p>
+    <w:p>
+      <w:pPr>
+        <w:rPr>
+          <w:sz w:val="24"/>
+          <w:szCs w:val="24"/>
+        </w:rPr>
+      </w:pPr>
+      <w:r>
+        <w:rPr>
+          <w:sz w:val="24"/>
+          <w:szCs w:val="24"/>
+        </w:rPr>
+        <w:t>- Implement modal for adding new events.</w:t>
+      </w:r>
+    </w:p>
+    <w:p>
+      <w:pPr>
+        <w:rPr>
+          <w:sz w:val="24"/>
+          <w:szCs w:val="24"/>
+        </w:rPr>
+      </w:pPr>
+      <w:r>
+        <w:rPr>
+          <w:sz w:val="24"/>
+          <w:szCs w:val="24"/>
+        </w:rPr>
+        <w:t>- Use Bootstrap utilities for alignment and spacing.</w:t>
+      </w:r>
+    </w:p>
+    <w:p>
+      <w:pPr>
+        <w:rPr>
+          <w:sz w:val="24"/>
+          <w:szCs w:val="24"/>
+        </w:rPr>
+      </w:pPr>
+    </w:p>
+    <w:p>
+      <w:pPr>
+        <w:rPr>
+          <w:b/>
+          <w:bCs/>
+          <w:sz w:val="24"/>
+          <w:szCs w:val="24"/>
+        </w:rPr>
+      </w:pPr>
+      <w:r>
+        <w:rPr>
+          <w:rFonts w:ascii="Segoe UI Emoji" w:hAnsi="Segoe UI Emoji" w:cs="Segoe UI Emoji"/>
+          <w:b/>
+          <w:bCs/>
+          <w:sz w:val="24"/>
+          <w:szCs w:val="24"/>
+        </w:rPr>
+        <w:t>🛠️</w:t>
+      </w:r>
+      <w:r>
+        <w:rPr>
+          <w:b/>
+          <w:bCs/>
+          <w:sz w:val="24"/>
+          <w:szCs w:val="24"/>
+        </w:rPr>
+        <w:t xml:space="preserve"> Technical Constraints</w:t>
+      </w:r>
+    </w:p>
+    <w:p>
+      <w:pPr>
+        <w:rPr>
+          <w:sz w:val="24"/>
+          <w:szCs w:val="24"/>
+        </w:rPr>
+      </w:pPr>
+      <w:r>
+        <w:rPr>
+          <w:sz w:val="24"/>
+          <w:szCs w:val="24"/>
+        </w:rPr>
+        <w:t>- Use Bootstrap 5 CDN.</w:t>
+      </w:r>
+    </w:p>
+    <w:p>
+      <w:pPr>
+        <w:rPr>
+          <w:sz w:val="24"/>
+          <w:szCs w:val="24"/>
+        </w:rPr>
+      </w:pPr>
+      <w:r>
+        <w:rPr>
+          <w:sz w:val="24"/>
+          <w:szCs w:val="24"/>
+        </w:rPr>
+        <w:t>- No external UI frameworks.</w:t>
+      </w:r>
+    </w:p>
+    <w:p>
+      <w:pPr>
+        <w:rPr>
+          <w:sz w:val="24"/>
+          <w:szCs w:val="24"/>
+        </w:rPr>
+      </w:pPr>
+      <w:r>
+        <w:rPr>
+          <w:sz w:val="24"/>
+          <w:szCs w:val="24"/>
+        </w:rPr>
+        <w:t>- Proper breakpoint usage (sm, md, lg, xl).</w:t>
+      </w:r>
+    </w:p>
+    <w:p>
+      <w:pPr>
+        <w:rPr>
+          <w:sz w:val="24"/>
+          <w:szCs w:val="24"/>
+        </w:rPr>
+      </w:pPr>
+      <w:r>
+        <w:rPr>
+          <w:sz w:val="24"/>
+          <w:szCs w:val="24"/>
+        </w:rPr>
+        <w:t>- Modal must work using Bootstrap JS bundle.</w:t>
+      </w:r>
+    </w:p>
+    <w:p>
+      <w:pPr>
+        <w:rPr>
+          <w:sz w:val="24"/>
+          <w:szCs w:val="24"/>
+        </w:rPr>
+      </w:pPr>
+    </w:p>
+    <w:p>
+      <w:pPr>
+        <w:rPr>
+          <w:b/>
+          <w:bCs/>
+          <w:sz w:val="24"/>
+          <w:szCs w:val="24"/>
+        </w:rPr>
+      </w:pPr>
+      <w:r>
+        <w:rPr>
+          <w:b/>
+          <w:bCs/>
+          <w:sz w:val="24"/>
+          <w:szCs w:val="24"/>
+        </w:rPr>
+        <w:t>Expectations:</w:t>
+      </w:r>
+    </w:p>
+    <w:p>
+      <w:pPr>
+        <w:rPr>
+          <w:sz w:val="24"/>
+          <w:szCs w:val="24"/>
+        </w:rPr>
+      </w:pPr>
+      <w:r>
+        <w:rPr>
+          <w:sz w:val="24"/>
+          <w:szCs w:val="24"/>
+        </w:rPr>
+        <w:t>- Dashboard layout adapts across devices.</w:t>
+      </w:r>
+    </w:p>
+    <w:p>
+      <w:pPr>
+        <w:rPr>
+          <w:sz w:val="24"/>
+          <w:szCs w:val="24"/>
+        </w:rPr>
+      </w:pPr>
+      <w:r>
+        <w:rPr>
+          <w:sz w:val="24"/>
+          <w:szCs w:val="24"/>
+        </w:rPr>
+        <w:t>- Modal opens and closes correctly.</w:t>
+      </w:r>
+    </w:p>
+    <w:p>
+      <w:pPr>
+        <w:rPr>
+          <w:sz w:val="24"/>
+          <w:szCs w:val="24"/>
+        </w:rPr>
+      </w:pPr>
+      <w:r>
+        <w:rPr>
+          <w:sz w:val="24"/>
+          <w:szCs w:val="24"/>
+        </w:rPr>
+        <w:t>- Form fields use proper Bootstrap validation styling.</w:t>
+      </w:r>
+    </w:p>
+    <w:p>
+      <w:pPr>
+        <w:rPr>
+          <w:b/>
+          <w:bCs/>
+          <w:sz w:val="24"/>
+          <w:szCs w:val="24"/>
+        </w:rPr>
+      </w:pPr>
+    </w:p>
+    <w:p>
+      <w:pPr>
+        <w:rPr>
+          <w:b/>
+          <w:bCs/>
+          <w:sz w:val="24"/>
+          <w:szCs w:val="24"/>
+        </w:rPr>
+      </w:pPr>
+      <w:r>
+        <w:rPr>
+          <w:rFonts w:ascii="Segoe UI Emoji" w:hAnsi="Segoe UI Emoji" w:cs="Segoe UI Emoji"/>
+          <w:b/>
+          <w:bCs/>
+          <w:sz w:val="24"/>
+          <w:szCs w:val="24"/>
+        </w:rPr>
+        <w:t>🎯</w:t>
+      </w:r>
+      <w:r>
+        <w:rPr>
+          <w:b/>
+          <w:bCs/>
+          <w:sz w:val="24"/>
+          <w:szCs w:val="24"/>
+        </w:rPr>
+        <w:t xml:space="preserve"> Learning Outcome</w:t>
+      </w:r>
+    </w:p>
+    <w:p>
+      <w:pPr>
+        <w:rPr>
+          <w:sz w:val="24"/>
+          <w:szCs w:val="24"/>
+        </w:rPr>
+      </w:pPr>
+      <w:r>
+        <w:rPr>
+          <w:sz w:val="24"/>
+          <w:szCs w:val="24"/>
+        </w:rPr>
+        <w:t>- Implement advanced components like modals.</w:t>
+      </w:r>
+    </w:p>
+    <w:p>
+      <w:pPr>
+        <w:rPr>
+          <w:sz w:val="24"/>
+          <w:szCs w:val="24"/>
+        </w:rPr>
+      </w:pPr>
+      <w:r>
+        <w:rPr>
+          <w:sz w:val="24"/>
+          <w:szCs w:val="24"/>
+        </w:rPr>
+        <w:t>- Create structured responsive dashboards.</w:t>
+      </w:r>
+    </w:p>
+    <w:p>
+      <w:pPr>
+        <w:rPr>
+          <w:sz w:val="24"/>
+          <w:szCs w:val="24"/>
+        </w:rPr>
+      </w:pPr>
+      <w:r>
+        <w:rPr>
+          <w:sz w:val="24"/>
+          <w:szCs w:val="24"/>
+        </w:rPr>
+        <w:t>- Apply responsive behaviors effectively.</w:t>
+      </w:r>
+    </w:p>
+    <w:p>
+      <w:pPr>
+        <w:rPr>
+          <w:sz w:val="24"/>
+          <w:szCs w:val="24"/>
+        </w:rPr>
+      </w:pPr>
+    </w:p>
+    <w:p>
+      <w:pPr>
+        <w:rPr>
+          <w:sz w:val="24"/>
+          <w:szCs w:val="24"/>
+        </w:rPr>
+      </w:pPr>
+      <w:r>
+        <w:rPr>
+          <w:sz w:val="24"/>
+          <w:szCs w:val="24"/>
+        </w:rPr>
+        <w:t>Source Code:</w:t>
+      </w:r>
+    </w:p>
+    <w:p>
+      <w:pPr>
         <w:rPr>
           <w:noProof/>
         </w:rPr>
+      </w:pPr>
+      <w:r>
+        <w:rPr>
+          <w:noProof/>
+        </w:rPr>
+        <w:t>File Name: index.html</w:t>
+      </w:r>
+    </w:p>
+    <w:p>
+      <w:pPr>
+        <w:rPr>
+          <w:noProof/>
+        </w:rPr>
+      </w:pPr>
+      <w:r>
+        <w:rPr>
+          <w:noProof/>
+        </w:rPr>
         <w:drawing>
-          <wp:inline distT="0" distB="0" distL="0" distR="0" wp14:anchorId="6F896D50" wp14:editId="06338F00">
-            <wp:extent cx="4867954" cy="2076740"/>
-            <wp:effectExtent l="0" t="0" r="0" b="0"/>
-            <wp:docPr id="1588500892" name="Picture 1"/>
+          <wp:inline distT="0" distB="0" distL="0" distR="0" wp14:anchorId="381696FA" wp14:editId="66106325">
+            <wp:extent cx="5943600" cy="3270250"/>
+            <wp:effectExtent l="0" t="0" r="0" b="6350"/>
+            <wp:docPr id="803635399" name="Picture 1"/>
             <wp:cNvGraphicFramePr>
               <a:graphicFrameLocks xmlns:a="http://schemas.openxmlformats.org/drawingml/2006/main" noChangeAspect="1"/>
             </wp:cNvGraphicFramePr>
@@ -2529,7 +2306,7 @@
               <a:graphicData uri="http://schemas.openxmlformats.org/drawingml/2006/picture">
                 <pic:pic xmlns:pic="http://schemas.openxmlformats.org/drawingml/2006/picture">
                   <pic:nvPicPr>
-                    <pic:cNvPr id="1588500892" name=""/>
+                    <pic:cNvPr id="803635399" name=""/>
                     <pic:cNvPicPr/>
                   </pic:nvPicPr>
                   <pic:blipFill>
@@ -2541,7 +2318,7 @@
                   <pic:spPr>
                     <a:xfrm>
                       <a:off x="0" y="0"/>
-                      <a:ext cx="4867954" cy="2076740"/>
+                      <a:ext cx="5943600" cy="3270250"/>
                     </a:xfrm>
                     <a:prstGeom prst="rect">
                       <a:avLst/>
@@ -2555,15 +2332,20 @@
       </w:r>
     </w:p>
     <w:p>
-      <w:r>
+      <w:pPr>
         <w:rPr>
           <w:noProof/>
         </w:rPr>
+      </w:pPr>
+      <w:r>
+        <w:rPr>
+          <w:noProof/>
+        </w:rPr>
         <w:drawing>
-          <wp:inline distT="0" distB="0" distL="0" distR="0" wp14:anchorId="18FE05CD" wp14:editId="643147A9">
-            <wp:extent cx="4515480" cy="2124371"/>
-            <wp:effectExtent l="0" t="0" r="0" b="9525"/>
-            <wp:docPr id="257624493" name="Picture 1"/>
+          <wp:inline distT="0" distB="0" distL="0" distR="0" wp14:anchorId="45957826" wp14:editId="19C60CB7">
+            <wp:extent cx="5943600" cy="3278505"/>
+            <wp:effectExtent l="0" t="0" r="0" b="0"/>
+            <wp:docPr id="1537003787" name="Picture 1"/>
             <wp:cNvGraphicFramePr>
               <a:graphicFrameLocks xmlns:a="http://schemas.openxmlformats.org/drawingml/2006/main" noChangeAspect="1"/>
             </wp:cNvGraphicFramePr>
@@ -2571,7 +2353,7 @@
               <a:graphicData uri="http://schemas.openxmlformats.org/drawingml/2006/picture">
                 <pic:pic xmlns:pic="http://schemas.openxmlformats.org/drawingml/2006/picture">
                   <pic:nvPicPr>
-                    <pic:cNvPr id="257624493" name=""/>
+                    <pic:cNvPr id="1537003787" name=""/>
                     <pic:cNvPicPr/>
                   </pic:nvPicPr>
                   <pic:blipFill>
@@ -2583,7 +2365,7 @@
                   <pic:spPr>
                     <a:xfrm>
                       <a:off x="0" y="0"/>
-                      <a:ext cx="4515480" cy="2124371"/>
+                      <a:ext cx="5943600" cy="3278505"/>
                     </a:xfrm>
                     <a:prstGeom prst="rect">
                       <a:avLst/>
@@ -2599,6 +2381,276 @@
     <w:p>
       <w:pPr>
         <w:rPr>
+          <w:noProof/>
+        </w:rPr>
+      </w:pPr>
+      <w:r>
+        <w:rPr>
+          <w:noProof/>
+        </w:rPr>
+        <w:drawing>
+          <wp:inline distT="0" distB="0" distL="0" distR="0" wp14:anchorId="37856485" wp14:editId="55A28EFA">
+            <wp:extent cx="5943600" cy="3275965"/>
+            <wp:effectExtent l="0" t="0" r="0" b="635"/>
+            <wp:docPr id="1579062945" name="Picture 1"/>
+            <wp:cNvGraphicFramePr>
+              <a:graphicFrameLocks xmlns:a="http://schemas.openxmlformats.org/drawingml/2006/main" noChangeAspect="1"/>
+            </wp:cNvGraphicFramePr>
+            <a:graphic xmlns:a="http://schemas.openxmlformats.org/drawingml/2006/main">
+              <a:graphicData uri="http://schemas.openxmlformats.org/drawingml/2006/picture">
+                <pic:pic xmlns:pic="http://schemas.openxmlformats.org/drawingml/2006/picture">
+                  <pic:nvPicPr>
+                    <pic:cNvPr id="1579062945" name=""/>
+                    <pic:cNvPicPr/>
+                  </pic:nvPicPr>
+                  <pic:blipFill>
+                    <a:blip r:embed="rId16"/>
+                    <a:stretch>
+                      <a:fillRect/>
+                    </a:stretch>
+                  </pic:blipFill>
+                  <pic:spPr>
+                    <a:xfrm>
+                      <a:off x="0" y="0"/>
+                      <a:ext cx="5943600" cy="3275965"/>
+                    </a:xfrm>
+                    <a:prstGeom prst="rect">
+                      <a:avLst/>
+                    </a:prstGeom>
+                  </pic:spPr>
+                </pic:pic>
+              </a:graphicData>
+            </a:graphic>
+          </wp:inline>
+        </w:drawing>
+      </w:r>
+    </w:p>
+    <w:p>
+      <w:pPr>
+        <w:rPr>
+          <w:noProof/>
+        </w:rPr>
+      </w:pPr>
+      <w:r>
+        <w:rPr>
+          <w:noProof/>
+        </w:rPr>
+        <w:drawing>
+          <wp:inline distT="0" distB="0" distL="0" distR="0" wp14:anchorId="21CFB189" wp14:editId="33DEDF25">
+            <wp:extent cx="5943600" cy="3115310"/>
+            <wp:effectExtent l="0" t="0" r="0" b="8890"/>
+            <wp:docPr id="466911583" name="Picture 1"/>
+            <wp:cNvGraphicFramePr>
+              <a:graphicFrameLocks xmlns:a="http://schemas.openxmlformats.org/drawingml/2006/main" noChangeAspect="1"/>
+            </wp:cNvGraphicFramePr>
+            <a:graphic xmlns:a="http://schemas.openxmlformats.org/drawingml/2006/main">
+              <a:graphicData uri="http://schemas.openxmlformats.org/drawingml/2006/picture">
+                <pic:pic xmlns:pic="http://schemas.openxmlformats.org/drawingml/2006/picture">
+                  <pic:nvPicPr>
+                    <pic:cNvPr id="466911583" name=""/>
+                    <pic:cNvPicPr/>
+                  </pic:nvPicPr>
+                  <pic:blipFill>
+                    <a:blip r:embed="rId17"/>
+                    <a:stretch>
+                      <a:fillRect/>
+                    </a:stretch>
+                  </pic:blipFill>
+                  <pic:spPr>
+                    <a:xfrm>
+                      <a:off x="0" y="0"/>
+                      <a:ext cx="5943600" cy="3115310"/>
+                    </a:xfrm>
+                    <a:prstGeom prst="rect">
+                      <a:avLst/>
+                    </a:prstGeom>
+                  </pic:spPr>
+                </pic:pic>
+              </a:graphicData>
+            </a:graphic>
+          </wp:inline>
+        </w:drawing>
+      </w:r>
+    </w:p>
+    <w:p>
+      <w:pPr>
+        <w:rPr>
+          <w:sz w:val="24"/>
+          <w:szCs w:val="24"/>
+        </w:rPr>
+      </w:pPr>
+      <w:r>
+        <w:rPr>
+          <w:sz w:val="24"/>
+          <w:szCs w:val="24"/>
+        </w:rPr>
+        <w:t>Output:</w:t>
+      </w:r>
+    </w:p>
+    <w:p>
+      <w:r>
+        <w:t>Output File: index.html</w:t>
+      </w:r>
+    </w:p>
+    <w:p>
+      <w:r>
+        <w:drawing>
+          <wp:inline distT="0" distB="0" distL="0" distR="0" wp14:anchorId="3BBFB4A3" wp14:editId="13E7CBFA">
+            <wp:extent cx="5943600" cy="1876425"/>
+            <wp:effectExtent l="0" t="0" r="0" b="9525"/>
+            <wp:docPr id="442613789" name="Picture 1"/>
+            <wp:cNvGraphicFramePr>
+              <a:graphicFrameLocks xmlns:a="http://schemas.openxmlformats.org/drawingml/2006/main" noChangeAspect="1"/>
+            </wp:cNvGraphicFramePr>
+            <a:graphic xmlns:a="http://schemas.openxmlformats.org/drawingml/2006/main">
+              <a:graphicData uri="http://schemas.openxmlformats.org/drawingml/2006/picture">
+                <pic:pic xmlns:pic="http://schemas.openxmlformats.org/drawingml/2006/picture">
+                  <pic:nvPicPr>
+                    <pic:cNvPr id="442613789" name=""/>
+                    <pic:cNvPicPr/>
+                  </pic:nvPicPr>
+                  <pic:blipFill>
+                    <a:blip r:embed="rId18"/>
+                    <a:stretch>
+                      <a:fillRect/>
+                    </a:stretch>
+                  </pic:blipFill>
+                  <pic:spPr>
+                    <a:xfrm>
+                      <a:off x="0" y="0"/>
+                      <a:ext cx="5943600" cy="1876425"/>
+                    </a:xfrm>
+                    <a:prstGeom prst="rect">
+                      <a:avLst/>
+                    </a:prstGeom>
+                  </pic:spPr>
+                </pic:pic>
+              </a:graphicData>
+            </a:graphic>
+          </wp:inline>
+        </w:drawing>
+      </w:r>
+    </w:p>
+    <w:p>
+      <w:r>
+        <w:drawing>
+          <wp:inline distT="0" distB="0" distL="0" distR="0" wp14:anchorId="38F77F26" wp14:editId="245686BA">
+            <wp:extent cx="5943600" cy="6007735"/>
+            <wp:effectExtent l="0" t="0" r="0" b="0"/>
+            <wp:docPr id="7803709" name="Picture 1"/>
+            <wp:cNvGraphicFramePr>
+              <a:graphicFrameLocks xmlns:a="http://schemas.openxmlformats.org/drawingml/2006/main" noChangeAspect="1"/>
+            </wp:cNvGraphicFramePr>
+            <a:graphic xmlns:a="http://schemas.openxmlformats.org/drawingml/2006/main">
+              <a:graphicData uri="http://schemas.openxmlformats.org/drawingml/2006/picture">
+                <pic:pic xmlns:pic="http://schemas.openxmlformats.org/drawingml/2006/picture">
+                  <pic:nvPicPr>
+                    <pic:cNvPr id="7803709" name=""/>
+                    <pic:cNvPicPr/>
+                  </pic:nvPicPr>
+                  <pic:blipFill>
+                    <a:blip r:embed="rId19"/>
+                    <a:stretch>
+                      <a:fillRect/>
+                    </a:stretch>
+                  </pic:blipFill>
+                  <pic:spPr>
+                    <a:xfrm>
+                      <a:off x="0" y="0"/>
+                      <a:ext cx="5943600" cy="6007735"/>
+                    </a:xfrm>
+                    <a:prstGeom prst="rect">
+                      <a:avLst/>
+                    </a:prstGeom>
+                  </pic:spPr>
+                </pic:pic>
+              </a:graphicData>
+            </a:graphic>
+          </wp:inline>
+        </w:drawing>
+      </w:r>
+    </w:p>
+    <w:p>
+      <w:r>
+        <w:drawing>
+          <wp:inline distT="0" distB="0" distL="0" distR="0" wp14:anchorId="7B21D286" wp14:editId="5B9652BE">
+            <wp:extent cx="5830114" cy="5725324"/>
+            <wp:effectExtent l="0" t="0" r="0" b="8890"/>
+            <wp:docPr id="1562442915" name="Picture 1"/>
+            <wp:cNvGraphicFramePr>
+              <a:graphicFrameLocks xmlns:a="http://schemas.openxmlformats.org/drawingml/2006/main" noChangeAspect="1"/>
+            </wp:cNvGraphicFramePr>
+            <a:graphic xmlns:a="http://schemas.openxmlformats.org/drawingml/2006/main">
+              <a:graphicData uri="http://schemas.openxmlformats.org/drawingml/2006/picture">
+                <pic:pic xmlns:pic="http://schemas.openxmlformats.org/drawingml/2006/picture">
+                  <pic:nvPicPr>
+                    <pic:cNvPr id="1562442915" name=""/>
+                    <pic:cNvPicPr/>
+                  </pic:nvPicPr>
+                  <pic:blipFill>
+                    <a:blip r:embed="rId20"/>
+                    <a:stretch>
+                      <a:fillRect/>
+                    </a:stretch>
+                  </pic:blipFill>
+                  <pic:spPr>
+                    <a:xfrm>
+                      <a:off x="0" y="0"/>
+                      <a:ext cx="5830114" cy="5725324"/>
+                    </a:xfrm>
+                    <a:prstGeom prst="rect">
+                      <a:avLst/>
+                    </a:prstGeom>
+                  </pic:spPr>
+                </pic:pic>
+              </a:graphicData>
+            </a:graphic>
+          </wp:inline>
+        </w:drawing>
+      </w:r>
+    </w:p>
+    <w:p>
+      <w:r>
+        <w:drawing>
+          <wp:inline distT="0" distB="0" distL="0" distR="0" wp14:anchorId="56C1D59C" wp14:editId="06CFF26A">
+            <wp:extent cx="5943600" cy="2585085"/>
+            <wp:effectExtent l="0" t="0" r="0" b="5715"/>
+            <wp:docPr id="1677337879" name="Picture 1"/>
+            <wp:cNvGraphicFramePr>
+              <a:graphicFrameLocks xmlns:a="http://schemas.openxmlformats.org/drawingml/2006/main" noChangeAspect="1"/>
+            </wp:cNvGraphicFramePr>
+            <a:graphic xmlns:a="http://schemas.openxmlformats.org/drawingml/2006/main">
+              <a:graphicData uri="http://schemas.openxmlformats.org/drawingml/2006/picture">
+                <pic:pic xmlns:pic="http://schemas.openxmlformats.org/drawingml/2006/picture">
+                  <pic:nvPicPr>
+                    <pic:cNvPr id="1677337879" name=""/>
+                    <pic:cNvPicPr/>
+                  </pic:nvPicPr>
+                  <pic:blipFill>
+                    <a:blip r:embed="rId21"/>
+                    <a:stretch>
+                      <a:fillRect/>
+                    </a:stretch>
+                  </pic:blipFill>
+                  <pic:spPr>
+                    <a:xfrm>
+                      <a:off x="0" y="0"/>
+                      <a:ext cx="5943600" cy="2585085"/>
+                    </a:xfrm>
+                    <a:prstGeom prst="rect">
+                      <a:avLst/>
+                    </a:prstGeom>
+                  </pic:spPr>
+                </pic:pic>
+              </a:graphicData>
+            </a:graphic>
+          </wp:inline>
+        </w:drawing>
+      </w:r>
+    </w:p>
+    <w:p>
+      <w:pPr>
+        <w:rPr>
           <w:sz w:val="24"/>
           <w:szCs w:val="24"/>
         </w:rPr>
@@ -2613,75 +2665,53 @@
     </w:p>
     <w:p>
       <w:r>
-        <w:t xml:space="preserve">This code creates a simple </w:t>
+        <w:t xml:space="preserve">This code creates a </w:t>
       </w:r>
       <w:r>
         <w:rPr>
           <w:b/>
           <w:bCs/>
         </w:rPr>
-        <w:t>To-Do List web app</w:t>
-      </w:r>
-      <w:r>
-        <w:t xml:space="preserve"> where users can type a task and click </w:t>
+        <w:t>College Event Dashboard</w:t>
+      </w:r>
+      <w:r>
+        <w:t xml:space="preserve"> using Bootstrap where events are shown in a table with details like </w:t>
       </w:r>
       <w:r>
         <w:rPr>
           <w:b/>
           <w:bCs/>
         </w:rPr>
-        <w:t>Add Task</w:t>
-      </w:r>
-      <w:r>
-        <w:t xml:space="preserve"> to display it in the list.</w:t>
+        <w:t>event name, date, location, and description</w:t>
+      </w:r>
+      <w:r>
+        <w:t>.</w:t>
       </w:r>
       <w:r>
         <w:t xml:space="preserve"> </w:t>
       </w:r>
       <w:r>
-        <w:t xml:space="preserve">When a task is added, it appears with a </w:t>
+        <w:t xml:space="preserve">Users can click </w:t>
       </w:r>
       <w:r>
         <w:rPr>
           <w:b/>
           <w:bCs/>
         </w:rPr>
-        <w:t xml:space="preserve">Delete </w:t>
-      </w:r>
-      <w:proofErr w:type="gramStart"/>
+        <w:t>“Add Event”</w:t>
+      </w:r>
+      <w:r>
+        <w:t xml:space="preserve"> to open a popup form (modal), enter event details, and when they submit, the new event </w:t>
+      </w:r>
       <w:r>
         <w:rPr>
           <w:b/>
           <w:bCs/>
         </w:rPr>
-        <w:t>button</w:t>
-      </w:r>
-      <w:r>
-        <w:t>, and</w:t>
-      </w:r>
-      <w:proofErr w:type="gramEnd"/>
-      <w:r>
-        <w:t xml:space="preserve"> clicking the task marks it as </w:t>
-      </w:r>
-      <w:r>
-        <w:rPr>
-          <w:b/>
-          <w:bCs/>
-        </w:rPr>
-        <w:t>completed (line-through)</w:t>
-      </w:r>
-      <w:r>
-        <w:t xml:space="preserve">. Users can also </w:t>
-      </w:r>
-      <w:r>
-        <w:rPr>
-          <w:b/>
-          <w:bCs/>
-        </w:rPr>
-        <w:t>remove tasks</w:t>
-      </w:r>
-      <w:r>
-        <w:t xml:space="preserve"> by clicking the delete button.</w:t>
+        <w:t>gets added to the table automatically</w:t>
+      </w:r>
+      <w:r>
+        <w:t>.</w:t>
       </w:r>
     </w:p>
     <w:p/>
@@ -2697,8 +2727,6 @@
     <w:p/>
     <w:p/>
     <w:p/>
-    <w:p/>
-    <w:p/>
     <w:p>
       <w:pPr>
         <w:rPr>
@@ -2761,7 +2789,7 @@
           <w:sz w:val="24"/>
           <w:szCs w:val="24"/>
         </w:rPr>
-        <w:t xml:space="preserve">Mini Product Search App </w:t>
+        <w:t>E-Commerce Landing Page with Advanced Features</w:t>
       </w:r>
       <w:r>
         <w:rPr>
@@ -2770,19 +2798,18 @@
           <w:sz w:val="24"/>
           <w:szCs w:val="24"/>
         </w:rPr>
-        <w:t>(</w:t>
-      </w:r>
-      <w:proofErr w:type="gramStart"/>
-      <w:r>
+        <w:t>(Level-2)</w:t>
+      </w:r>
+    </w:p>
+    <w:p>
+      <w:pPr>
         <w:rPr>
           <w:b/>
           <w:bCs/>
           <w:sz w:val="24"/>
           <w:szCs w:val="24"/>
         </w:rPr>
-        <w:t>Level-2</w:t>
-      </w:r>
-      <w:proofErr w:type="gramEnd"/>
+      </w:pPr>
       <w:r>
         <w:rPr>
           <w:b/>
@@ -2790,25 +2817,6 @@
           <w:sz w:val="24"/>
           <w:szCs w:val="24"/>
         </w:rPr>
-        <w:t>)</w:t>
-      </w:r>
-    </w:p>
-    <w:p>
-      <w:pPr>
-        <w:rPr>
-          <w:b/>
-          <w:bCs/>
-          <w:sz w:val="24"/>
-          <w:szCs w:val="24"/>
-        </w:rPr>
-      </w:pPr>
-      <w:r>
-        <w:rPr>
-          <w:b/>
-          <w:bCs/>
-          <w:sz w:val="24"/>
-          <w:szCs w:val="24"/>
-        </w:rPr>
         <w:t>Scenario:</w:t>
       </w:r>
     </w:p>
@@ -2824,22 +2832,7 @@
           <w:sz w:val="24"/>
           <w:szCs w:val="24"/>
         </w:rPr>
-        <w:t>An e-commerce company needs a mini product search application that filters products dynamically as users type in the search box.</w:t>
-      </w:r>
-    </w:p>
-    <w:p>
-      <w:pPr>
-        <w:rPr>
-          <w:sz w:val="24"/>
-          <w:szCs w:val="24"/>
-        </w:rPr>
-      </w:pPr>
-      <w:r>
-        <w:rPr>
-          <w:sz w:val="24"/>
-          <w:szCs w:val="24"/>
-        </w:rPr>
-        <w:t xml:space="preserve"> </w:t>
+        <w:t>Build a professional e-commerce landing page with hero section, product carousel, offcanvas menu, and themed design.</w:t>
       </w:r>
     </w:p>
     <w:p>
@@ -2868,83 +2861,97 @@
           <w:sz w:val="24"/>
           <w:szCs w:val="24"/>
         </w:rPr>
-        <w:t xml:space="preserve"> Requirements </w:t>
-      </w:r>
-    </w:p>
-    <w:p>
-      <w:pPr>
-        <w:rPr>
-          <w:sz w:val="24"/>
-          <w:szCs w:val="24"/>
-        </w:rPr>
-      </w:pPr>
-      <w:r>
-        <w:rPr>
-          <w:sz w:val="24"/>
-          <w:szCs w:val="24"/>
-        </w:rPr>
-        <w:t>• Display product list from a predefined array.</w:t>
-      </w:r>
-    </w:p>
-    <w:p>
-      <w:pPr>
-        <w:rPr>
-          <w:sz w:val="24"/>
-          <w:szCs w:val="24"/>
-        </w:rPr>
-      </w:pPr>
-      <w:r>
-        <w:rPr>
-          <w:sz w:val="24"/>
-          <w:szCs w:val="24"/>
-        </w:rPr>
-        <w:t xml:space="preserve">• Filter products dynamically using input </w:t>
-      </w:r>
-      <w:proofErr w:type="gramStart"/>
-      <w:r>
-        <w:rPr>
-          <w:sz w:val="24"/>
-          <w:szCs w:val="24"/>
-        </w:rPr>
-        <w:t>event</w:t>
-      </w:r>
-      <w:proofErr w:type="gramEnd"/>
-      <w:r>
-        <w:rPr>
-          <w:sz w:val="24"/>
-          <w:szCs w:val="24"/>
-        </w:rPr>
-        <w:t>.</w:t>
-      </w:r>
-    </w:p>
-    <w:p>
-      <w:pPr>
-        <w:rPr>
-          <w:sz w:val="24"/>
-          <w:szCs w:val="24"/>
-        </w:rPr>
-      </w:pPr>
-      <w:r>
-        <w:rPr>
-          <w:sz w:val="24"/>
-          <w:szCs w:val="24"/>
-        </w:rPr>
-        <w:t>• Display “No Results Found” when applicable.</w:t>
-      </w:r>
-    </w:p>
-    <w:p>
-      <w:pPr>
-        <w:rPr>
-          <w:sz w:val="24"/>
-          <w:szCs w:val="24"/>
-        </w:rPr>
-      </w:pPr>
-      <w:r>
-        <w:rPr>
-          <w:sz w:val="24"/>
-          <w:szCs w:val="24"/>
-        </w:rPr>
-        <w:t xml:space="preserve"> </w:t>
+        <w:t xml:space="preserve"> Requirements</w:t>
+      </w:r>
+    </w:p>
+    <w:p>
+      <w:pPr>
+        <w:rPr>
+          <w:sz w:val="24"/>
+          <w:szCs w:val="24"/>
+        </w:rPr>
+      </w:pPr>
+      <w:r>
+        <w:rPr>
+          <w:sz w:val="24"/>
+          <w:szCs w:val="24"/>
+        </w:rPr>
+        <w:t>- Use responsive navbar with offcanvas menu.</w:t>
+      </w:r>
+    </w:p>
+    <w:p>
+      <w:pPr>
+        <w:rPr>
+          <w:sz w:val="24"/>
+          <w:szCs w:val="24"/>
+        </w:rPr>
+      </w:pPr>
+      <w:r>
+        <w:rPr>
+          <w:sz w:val="24"/>
+          <w:szCs w:val="24"/>
+        </w:rPr>
+        <w:t>- Implement Bootstrap Carousel for featured products.</w:t>
+      </w:r>
+    </w:p>
+    <w:p>
+      <w:pPr>
+        <w:rPr>
+          <w:sz w:val="24"/>
+          <w:szCs w:val="24"/>
+        </w:rPr>
+      </w:pPr>
+      <w:r>
+        <w:rPr>
+          <w:sz w:val="24"/>
+          <w:szCs w:val="24"/>
+        </w:rPr>
+        <w:t>- Create multiple sections using grid system.</w:t>
+      </w:r>
+    </w:p>
+    <w:p>
+      <w:pPr>
+        <w:rPr>
+          <w:sz w:val="24"/>
+          <w:szCs w:val="24"/>
+        </w:rPr>
+      </w:pPr>
+      <w:r>
+        <w:rPr>
+          <w:sz w:val="24"/>
+          <w:szCs w:val="24"/>
+        </w:rPr>
+        <w:t>- Use forms for newsletter subscription.</w:t>
+      </w:r>
+    </w:p>
+    <w:p>
+      <w:pPr>
+        <w:rPr>
+          <w:sz w:val="24"/>
+          <w:szCs w:val="24"/>
+        </w:rPr>
+      </w:pPr>
+      <w:r>
+        <w:rPr>
+          <w:sz w:val="24"/>
+          <w:szCs w:val="24"/>
+        </w:rPr>
+        <w:t>- Apply Bootstrap utilities for display control and alignment.</w:t>
+      </w:r>
+    </w:p>
+    <w:p>
+      <w:pPr>
+        <w:rPr>
+          <w:sz w:val="24"/>
+          <w:szCs w:val="24"/>
+        </w:rPr>
+      </w:pPr>
+      <w:r>
+        <w:rPr>
+          <w:sz w:val="24"/>
+          <w:szCs w:val="24"/>
+        </w:rPr>
+        <w:t>- Customize theme using Bootstrap variables or custom overrides.</w:t>
       </w:r>
     </w:p>
     <w:p>
@@ -2988,52 +2995,52 @@
           <w:sz w:val="24"/>
           <w:szCs w:val="24"/>
         </w:rPr>
-        <w:t>• Must use DOM manipulation.</w:t>
-      </w:r>
-    </w:p>
-    <w:p>
-      <w:pPr>
-        <w:rPr>
-          <w:sz w:val="24"/>
-          <w:szCs w:val="24"/>
-        </w:rPr>
-      </w:pPr>
-      <w:r>
-        <w:rPr>
-          <w:sz w:val="24"/>
-          <w:szCs w:val="24"/>
-        </w:rPr>
-        <w:t>• Event delegation required.</w:t>
-      </w:r>
-    </w:p>
-    <w:p>
-      <w:pPr>
-        <w:rPr>
-          <w:sz w:val="24"/>
-          <w:szCs w:val="24"/>
-        </w:rPr>
-      </w:pPr>
-      <w:r>
-        <w:rPr>
-          <w:sz w:val="24"/>
-          <w:szCs w:val="24"/>
-        </w:rPr>
-        <w:t>• Code should follow modular structure.</w:t>
-      </w:r>
-    </w:p>
-    <w:p>
-      <w:pPr>
-        <w:rPr>
-          <w:sz w:val="24"/>
-          <w:szCs w:val="24"/>
-        </w:rPr>
-      </w:pPr>
-      <w:r>
-        <w:rPr>
-          <w:sz w:val="24"/>
-          <w:szCs w:val="24"/>
-        </w:rPr>
-        <w:t xml:space="preserve"> </w:t>
+        <w:t>- Bootstrap 5 CDN required.</w:t>
+      </w:r>
+    </w:p>
+    <w:p>
+      <w:pPr>
+        <w:rPr>
+          <w:sz w:val="24"/>
+          <w:szCs w:val="24"/>
+        </w:rPr>
+      </w:pPr>
+      <w:r>
+        <w:rPr>
+          <w:sz w:val="24"/>
+          <w:szCs w:val="24"/>
+        </w:rPr>
+        <w:t>- Proper responsive behavior implementation.</w:t>
+      </w:r>
+    </w:p>
+    <w:p>
+      <w:pPr>
+        <w:rPr>
+          <w:sz w:val="24"/>
+          <w:szCs w:val="24"/>
+        </w:rPr>
+      </w:pPr>
+      <w:r>
+        <w:rPr>
+          <w:sz w:val="24"/>
+          <w:szCs w:val="24"/>
+        </w:rPr>
+        <w:t>- Offcanvas and Carousel must function correctly.</w:t>
+      </w:r>
+    </w:p>
+    <w:p>
+      <w:pPr>
+        <w:rPr>
+          <w:sz w:val="24"/>
+          <w:szCs w:val="24"/>
+        </w:rPr>
+      </w:pPr>
+      <w:r>
+        <w:rPr>
+          <w:sz w:val="24"/>
+          <w:szCs w:val="24"/>
+        </w:rPr>
+        <w:t>- Maintain consistent color theme.</w:t>
       </w:r>
     </w:p>
     <w:p>
@@ -3067,38 +3074,62 @@
           <w:sz w:val="24"/>
           <w:szCs w:val="24"/>
         </w:rPr>
-        <w:t>• Real-time filtering.</w:t>
-      </w:r>
-    </w:p>
-    <w:p>
-      <w:pPr>
-        <w:rPr>
-          <w:sz w:val="24"/>
-          <w:szCs w:val="24"/>
-        </w:rPr>
-      </w:pPr>
-      <w:r>
-        <w:rPr>
-          <w:sz w:val="24"/>
-          <w:szCs w:val="24"/>
-        </w:rPr>
-        <w:t>• Proper state management.</w:t>
-      </w:r>
-    </w:p>
-    <w:p>
-      <w:pPr>
-        <w:rPr>
-          <w:sz w:val="24"/>
-          <w:szCs w:val="24"/>
-        </w:rPr>
-      </w:pPr>
-      <w:r>
-        <w:rPr>
-          <w:sz w:val="24"/>
-          <w:szCs w:val="24"/>
-        </w:rPr>
-        <w:t xml:space="preserve"> </w:t>
-      </w:r>
+        <w:t>- Professional UI design.</w:t>
+      </w:r>
+    </w:p>
+    <w:p>
+      <w:pPr>
+        <w:rPr>
+          <w:sz w:val="24"/>
+          <w:szCs w:val="24"/>
+        </w:rPr>
+      </w:pPr>
+      <w:r>
+        <w:rPr>
+          <w:sz w:val="24"/>
+          <w:szCs w:val="24"/>
+        </w:rPr>
+        <w:t>- Smooth functioning carousel and offcanvas menu.</w:t>
+      </w:r>
+    </w:p>
+    <w:p>
+      <w:pPr>
+        <w:rPr>
+          <w:sz w:val="24"/>
+          <w:szCs w:val="24"/>
+        </w:rPr>
+      </w:pPr>
+      <w:r>
+        <w:rPr>
+          <w:sz w:val="24"/>
+          <w:szCs w:val="24"/>
+        </w:rPr>
+        <w:t>- Responsive layout for all devices.</w:t>
+      </w:r>
+    </w:p>
+    <w:p>
+      <w:pPr>
+        <w:rPr>
+          <w:sz w:val="24"/>
+          <w:szCs w:val="24"/>
+        </w:rPr>
+      </w:pPr>
+    </w:p>
+    <w:p>
+      <w:pPr>
+        <w:rPr>
+          <w:sz w:val="24"/>
+          <w:szCs w:val="24"/>
+        </w:rPr>
+      </w:pPr>
+    </w:p>
+    <w:p>
+      <w:pPr>
+        <w:rPr>
+          <w:sz w:val="24"/>
+          <w:szCs w:val="24"/>
+        </w:rPr>
+      </w:pPr>
     </w:p>
     <w:p>
       <w:pPr>
@@ -3141,7 +3172,22 @@
           <w:sz w:val="24"/>
           <w:szCs w:val="24"/>
         </w:rPr>
-        <w:t>• State management basics.</w:t>
+        <w:t>- Implement advanced Bootstrap components.</w:t>
+      </w:r>
+    </w:p>
+    <w:p>
+      <w:pPr>
+        <w:rPr>
+          <w:sz w:val="24"/>
+          <w:szCs w:val="24"/>
+        </w:rPr>
+      </w:pPr>
+      <w:r>
+        <w:rPr>
+          <w:sz w:val="24"/>
+          <w:szCs w:val="24"/>
+        </w:rPr>
+        <w:t>- Understand responsive behavior and display utilities.</w:t>
       </w:r>
     </w:p>
     <w:p>
@@ -3152,6 +3198,13 @@
           <w:lang w:val="en-IN"/>
         </w:rPr>
       </w:pPr>
+      <w:r>
+        <w:rPr>
+          <w:sz w:val="24"/>
+          <w:szCs w:val="24"/>
+        </w:rPr>
+        <w:t>- Apply custom theming concepts.</w:t>
+      </w:r>
     </w:p>
     <w:p>
       <w:pPr>
@@ -3209,10 +3262,10 @@
           <w:szCs w:val="24"/>
         </w:rPr>
         <w:drawing>
-          <wp:inline distT="0" distB="0" distL="0" distR="0" wp14:anchorId="45E7ED97" wp14:editId="7627A154">
-            <wp:extent cx="5943600" cy="5617845"/>
-            <wp:effectExtent l="0" t="0" r="0" b="1905"/>
-            <wp:docPr id="1582796966" name="Picture 1"/>
+          <wp:inline distT="0" distB="0" distL="0" distR="0" wp14:anchorId="25E99F2F" wp14:editId="400E9A5A">
+            <wp:extent cx="5943600" cy="2682875"/>
+            <wp:effectExtent l="0" t="0" r="0" b="3175"/>
+            <wp:docPr id="1253051339" name="Picture 1"/>
             <wp:cNvGraphicFramePr>
               <a:graphicFrameLocks xmlns:a="http://schemas.openxmlformats.org/drawingml/2006/main" noChangeAspect="1"/>
             </wp:cNvGraphicFramePr>
@@ -3220,11 +3273,11 @@
               <a:graphicData uri="http://schemas.openxmlformats.org/drawingml/2006/picture">
                 <pic:pic xmlns:pic="http://schemas.openxmlformats.org/drawingml/2006/picture">
                   <pic:nvPicPr>
-                    <pic:cNvPr id="1582796966" name=""/>
+                    <pic:cNvPr id="1253051339" name=""/>
                     <pic:cNvPicPr/>
                   </pic:nvPicPr>
                   <pic:blipFill>
-                    <a:blip r:embed="rId16"/>
+                    <a:blip r:embed="rId22"/>
                     <a:stretch>
                       <a:fillRect/>
                     </a:stretch>
@@ -3232,7 +3285,7 @@
                   <pic:spPr>
                     <a:xfrm>
                       <a:off x="0" y="0"/>
-                      <a:ext cx="5943600" cy="5617845"/>
+                      <a:ext cx="5943600" cy="2682875"/>
                     </a:xfrm>
                     <a:prstGeom prst="rect">
                       <a:avLst/>
@@ -3260,10 +3313,10 @@
           <w:szCs w:val="24"/>
         </w:rPr>
         <w:drawing>
-          <wp:inline distT="0" distB="0" distL="0" distR="0" wp14:anchorId="70289CB7" wp14:editId="7A7FC0AB">
-            <wp:extent cx="5943600" cy="5848350"/>
-            <wp:effectExtent l="0" t="0" r="0" b="0"/>
-            <wp:docPr id="1473885466" name="Picture 1"/>
+          <wp:inline distT="0" distB="0" distL="0" distR="0" wp14:anchorId="3808E77C" wp14:editId="32C577B1">
+            <wp:extent cx="5943600" cy="2682875"/>
+            <wp:effectExtent l="0" t="0" r="0" b="3175"/>
+            <wp:docPr id="319683264" name="Picture 1"/>
             <wp:cNvGraphicFramePr>
               <a:graphicFrameLocks xmlns:a="http://schemas.openxmlformats.org/drawingml/2006/main" noChangeAspect="1"/>
             </wp:cNvGraphicFramePr>
@@ -3271,11 +3324,11 @@
               <a:graphicData uri="http://schemas.openxmlformats.org/drawingml/2006/picture">
                 <pic:pic xmlns:pic="http://schemas.openxmlformats.org/drawingml/2006/picture">
                   <pic:nvPicPr>
-                    <pic:cNvPr id="1473885466" name=""/>
+                    <pic:cNvPr id="319683264" name=""/>
                     <pic:cNvPicPr/>
                   </pic:nvPicPr>
                   <pic:blipFill>
-                    <a:blip r:embed="rId17"/>
+                    <a:blip r:embed="rId23"/>
                     <a:stretch>
                       <a:fillRect/>
                     </a:stretch>
@@ -3283,7 +3336,7 @@
                   <pic:spPr>
                     <a:xfrm>
                       <a:off x="0" y="0"/>
-                      <a:ext cx="5943600" cy="5848350"/>
+                      <a:ext cx="5943600" cy="2682875"/>
                     </a:xfrm>
                     <a:prstGeom prst="rect">
                       <a:avLst/>
@@ -3311,10 +3364,10 @@
           <w:szCs w:val="24"/>
         </w:rPr>
         <w:drawing>
-          <wp:inline distT="0" distB="0" distL="0" distR="0" wp14:anchorId="4408CBA6" wp14:editId="0E4B2924">
-            <wp:extent cx="5943600" cy="4901565"/>
+          <wp:inline distT="0" distB="0" distL="0" distR="0" wp14:anchorId="0D25117E" wp14:editId="6DFEFEAE">
+            <wp:extent cx="5943600" cy="2686050"/>
             <wp:effectExtent l="0" t="0" r="0" b="0"/>
-            <wp:docPr id="1297817509" name="Picture 1"/>
+            <wp:docPr id="31049259" name="Picture 1"/>
             <wp:cNvGraphicFramePr>
               <a:graphicFrameLocks xmlns:a="http://schemas.openxmlformats.org/drawingml/2006/main" noChangeAspect="1"/>
             </wp:cNvGraphicFramePr>
@@ -3322,11 +3375,11 @@
               <a:graphicData uri="http://schemas.openxmlformats.org/drawingml/2006/picture">
                 <pic:pic xmlns:pic="http://schemas.openxmlformats.org/drawingml/2006/picture">
                   <pic:nvPicPr>
-                    <pic:cNvPr id="1297817509" name=""/>
+                    <pic:cNvPr id="31049259" name=""/>
                     <pic:cNvPicPr/>
                   </pic:nvPicPr>
                   <pic:blipFill>
-                    <a:blip r:embed="rId18"/>
+                    <a:blip r:embed="rId24"/>
                     <a:stretch>
                       <a:fillRect/>
                     </a:stretch>
@@ -3334,7 +3387,7 @@
                   <pic:spPr>
                     <a:xfrm>
                       <a:off x="0" y="0"/>
-                      <a:ext cx="5943600" cy="4901565"/>
+                      <a:ext cx="5943600" cy="2686050"/>
                     </a:xfrm>
                     <a:prstGeom prst="rect">
                       <a:avLst/>
@@ -3357,40 +3410,15 @@
       </w:pPr>
       <w:r>
         <w:rPr>
-          <w:sz w:val="24"/>
-          <w:szCs w:val="24"/>
-        </w:rPr>
-        <w:t>Output:</w:t>
-      </w:r>
-    </w:p>
-    <w:p>
-      <w:pPr>
-        <w:rPr>
           <w:noProof/>
-        </w:rPr>
-      </w:pPr>
-      <w:r>
-        <w:rPr>
-          <w:noProof/>
-        </w:rPr>
-        <w:t>Output File: index.html</w:t>
-      </w:r>
-    </w:p>
-    <w:p>
-      <w:pPr>
-        <w:rPr>
-          <w:noProof/>
-        </w:rPr>
-      </w:pPr>
-      <w:r>
-        <w:rPr>
-          <w:noProof/>
+          <w:sz w:val="24"/>
+          <w:szCs w:val="24"/>
         </w:rPr>
         <w:drawing>
-          <wp:inline distT="0" distB="0" distL="0" distR="0" wp14:anchorId="02DA241E" wp14:editId="55734AFD">
-            <wp:extent cx="5943600" cy="2311400"/>
+          <wp:inline distT="0" distB="0" distL="0" distR="0" wp14:anchorId="64CEA9F5" wp14:editId="7E427ADD">
+            <wp:extent cx="5943600" cy="2670175"/>
             <wp:effectExtent l="0" t="0" r="0" b="0"/>
-            <wp:docPr id="1284777460" name="Picture 1"/>
+            <wp:docPr id="818502660" name="Picture 1"/>
             <wp:cNvGraphicFramePr>
               <a:graphicFrameLocks xmlns:a="http://schemas.openxmlformats.org/drawingml/2006/main" noChangeAspect="1"/>
             </wp:cNvGraphicFramePr>
@@ -3398,11 +3426,11 @@
               <a:graphicData uri="http://schemas.openxmlformats.org/drawingml/2006/picture">
                 <pic:pic xmlns:pic="http://schemas.openxmlformats.org/drawingml/2006/picture">
                   <pic:nvPicPr>
-                    <pic:cNvPr id="1284777460" name=""/>
+                    <pic:cNvPr id="818502660" name=""/>
                     <pic:cNvPicPr/>
                   </pic:nvPicPr>
                   <pic:blipFill>
-                    <a:blip r:embed="rId19"/>
+                    <a:blip r:embed="rId25"/>
                     <a:stretch>
                       <a:fillRect/>
                     </a:stretch>
@@ -3410,7 +3438,7 @@
                   <pic:spPr>
                     <a:xfrm>
                       <a:off x="0" y="0"/>
-                      <a:ext cx="5943600" cy="2311400"/>
+                      <a:ext cx="5943600" cy="2670175"/>
                     </a:xfrm>
                     <a:prstGeom prst="rect">
                       <a:avLst/>
@@ -3427,17 +3455,21 @@
       <w:pPr>
         <w:rPr>
           <w:noProof/>
+          <w:sz w:val="24"/>
+          <w:szCs w:val="24"/>
         </w:rPr>
       </w:pPr>
       <w:r>
         <w:rPr>
           <w:noProof/>
+          <w:sz w:val="24"/>
+          <w:szCs w:val="24"/>
         </w:rPr>
         <w:drawing>
-          <wp:inline distT="0" distB="0" distL="0" distR="0" wp14:anchorId="6A553F18" wp14:editId="66E424E9">
-            <wp:extent cx="5943600" cy="2405380"/>
+          <wp:inline distT="0" distB="0" distL="0" distR="0" wp14:anchorId="45372788" wp14:editId="697C79D4">
+            <wp:extent cx="5943600" cy="2669540"/>
             <wp:effectExtent l="0" t="0" r="0" b="0"/>
-            <wp:docPr id="296057260" name="Picture 1"/>
+            <wp:docPr id="1426308209" name="Picture 1"/>
             <wp:cNvGraphicFramePr>
               <a:graphicFrameLocks xmlns:a="http://schemas.openxmlformats.org/drawingml/2006/main" noChangeAspect="1"/>
             </wp:cNvGraphicFramePr>
@@ -3445,11 +3477,11 @@
               <a:graphicData uri="http://schemas.openxmlformats.org/drawingml/2006/picture">
                 <pic:pic xmlns:pic="http://schemas.openxmlformats.org/drawingml/2006/picture">
                   <pic:nvPicPr>
-                    <pic:cNvPr id="296057260" name=""/>
+                    <pic:cNvPr id="1426308209" name=""/>
                     <pic:cNvPicPr/>
                   </pic:nvPicPr>
                   <pic:blipFill>
-                    <a:blip r:embed="rId20"/>
+                    <a:blip r:embed="rId26"/>
                     <a:stretch>
                       <a:fillRect/>
                     </a:stretch>
@@ -3457,7 +3489,7 @@
                   <pic:spPr>
                     <a:xfrm>
                       <a:off x="0" y="0"/>
-                      <a:ext cx="5943600" cy="2405380"/>
+                      <a:ext cx="5943600" cy="2669540"/>
                     </a:xfrm>
                     <a:prstGeom prst="rect">
                       <a:avLst/>
@@ -3474,17 +3506,21 @@
       <w:pPr>
         <w:rPr>
           <w:noProof/>
+          <w:sz w:val="24"/>
+          <w:szCs w:val="24"/>
         </w:rPr>
       </w:pPr>
       <w:r>
         <w:rPr>
           <w:noProof/>
+          <w:sz w:val="24"/>
+          <w:szCs w:val="24"/>
         </w:rPr>
         <w:drawing>
-          <wp:inline distT="0" distB="0" distL="0" distR="0" wp14:anchorId="62E5CEE6" wp14:editId="24D6CFDC">
-            <wp:extent cx="5943600" cy="2359025"/>
-            <wp:effectExtent l="0" t="0" r="0" b="3175"/>
-            <wp:docPr id="1540676760" name="Picture 1"/>
+          <wp:inline distT="0" distB="0" distL="0" distR="0" wp14:anchorId="0EEA5A95" wp14:editId="4F4BE9F5">
+            <wp:extent cx="5943600" cy="1663700"/>
+            <wp:effectExtent l="0" t="0" r="0" b="0"/>
+            <wp:docPr id="200252311" name="Picture 1"/>
             <wp:cNvGraphicFramePr>
               <a:graphicFrameLocks xmlns:a="http://schemas.openxmlformats.org/drawingml/2006/main" noChangeAspect="1"/>
             </wp:cNvGraphicFramePr>
@@ -3492,11 +3528,11 @@
               <a:graphicData uri="http://schemas.openxmlformats.org/drawingml/2006/picture">
                 <pic:pic xmlns:pic="http://schemas.openxmlformats.org/drawingml/2006/picture">
                   <pic:nvPicPr>
-                    <pic:cNvPr id="1540676760" name=""/>
+                    <pic:cNvPr id="200252311" name=""/>
                     <pic:cNvPicPr/>
                   </pic:nvPicPr>
                   <pic:blipFill>
-                    <a:blip r:embed="rId21"/>
+                    <a:blip r:embed="rId27"/>
                     <a:stretch>
                       <a:fillRect/>
                     </a:stretch>
@@ -3504,7 +3540,7 @@
                   <pic:spPr>
                     <a:xfrm>
                       <a:off x="0" y="0"/>
-                      <a:ext cx="5943600" cy="2359025"/>
+                      <a:ext cx="5943600" cy="1663700"/>
                     </a:xfrm>
                     <a:prstGeom prst="rect">
                       <a:avLst/>
@@ -3521,8 +3557,17 @@
       <w:pPr>
         <w:rPr>
           <w:noProof/>
-        </w:rPr>
-      </w:pPr>
+          <w:sz w:val="24"/>
+          <w:szCs w:val="24"/>
+        </w:rPr>
+      </w:pPr>
+      <w:r>
+        <w:rPr>
+          <w:sz w:val="24"/>
+          <w:szCs w:val="24"/>
+        </w:rPr>
+        <w:t>Output:</w:t>
+      </w:r>
     </w:p>
     <w:p>
       <w:pPr>
@@ -3530,6 +3575,106 @@
           <w:noProof/>
         </w:rPr>
       </w:pPr>
+      <w:r>
+        <w:rPr>
+          <w:noProof/>
+        </w:rPr>
+        <w:t>Output File: index.html</w:t>
+      </w:r>
+    </w:p>
+    <w:p>
+      <w:pPr>
+        <w:rPr>
+          <w:noProof/>
+        </w:rPr>
+      </w:pPr>
+      <w:r>
+        <w:rPr>
+          <w:noProof/>
+        </w:rPr>
+        <w:drawing>
+          <wp:inline distT="0" distB="0" distL="0" distR="0" wp14:anchorId="08C19414" wp14:editId="0EECCA86">
+            <wp:extent cx="5943600" cy="2638425"/>
+            <wp:effectExtent l="0" t="0" r="0" b="9525"/>
+            <wp:docPr id="1637659380" name="Picture 1"/>
+            <wp:cNvGraphicFramePr>
+              <a:graphicFrameLocks xmlns:a="http://schemas.openxmlformats.org/drawingml/2006/main" noChangeAspect="1"/>
+            </wp:cNvGraphicFramePr>
+            <a:graphic xmlns:a="http://schemas.openxmlformats.org/drawingml/2006/main">
+              <a:graphicData uri="http://schemas.openxmlformats.org/drawingml/2006/picture">
+                <pic:pic xmlns:pic="http://schemas.openxmlformats.org/drawingml/2006/picture">
+                  <pic:nvPicPr>
+                    <pic:cNvPr id="1637659380" name=""/>
+                    <pic:cNvPicPr/>
+                  </pic:nvPicPr>
+                  <pic:blipFill>
+                    <a:blip r:embed="rId28"/>
+                    <a:stretch>
+                      <a:fillRect/>
+                    </a:stretch>
+                  </pic:blipFill>
+                  <pic:spPr>
+                    <a:xfrm>
+                      <a:off x="0" y="0"/>
+                      <a:ext cx="5943600" cy="2638425"/>
+                    </a:xfrm>
+                    <a:prstGeom prst="rect">
+                      <a:avLst/>
+                    </a:prstGeom>
+                  </pic:spPr>
+                </pic:pic>
+              </a:graphicData>
+            </a:graphic>
+          </wp:inline>
+        </w:drawing>
+      </w:r>
+    </w:p>
+    <w:p>
+      <w:pPr>
+        <w:rPr>
+          <w:noProof/>
+        </w:rPr>
+      </w:pPr>
+      <w:r>
+        <w:rPr>
+          <w:noProof/>
+        </w:rPr>
+        <w:drawing>
+          <wp:inline distT="0" distB="0" distL="0" distR="0" wp14:anchorId="48999A3B" wp14:editId="42A6EA4A">
+            <wp:extent cx="5943600" cy="2729865"/>
+            <wp:effectExtent l="0" t="0" r="0" b="0"/>
+            <wp:docPr id="1676605796" name="Picture 1"/>
+            <wp:cNvGraphicFramePr>
+              <a:graphicFrameLocks xmlns:a="http://schemas.openxmlformats.org/drawingml/2006/main" noChangeAspect="1"/>
+            </wp:cNvGraphicFramePr>
+            <a:graphic xmlns:a="http://schemas.openxmlformats.org/drawingml/2006/main">
+              <a:graphicData uri="http://schemas.openxmlformats.org/drawingml/2006/picture">
+                <pic:pic xmlns:pic="http://schemas.openxmlformats.org/drawingml/2006/picture">
+                  <pic:nvPicPr>
+                    <pic:cNvPr id="1676605796" name=""/>
+                    <pic:cNvPicPr/>
+                  </pic:nvPicPr>
+                  <pic:blipFill>
+                    <a:blip r:embed="rId29"/>
+                    <a:stretch>
+                      <a:fillRect/>
+                    </a:stretch>
+                  </pic:blipFill>
+                  <pic:spPr>
+                    <a:xfrm>
+                      <a:off x="0" y="0"/>
+                      <a:ext cx="5943600" cy="2729865"/>
+                    </a:xfrm>
+                    <a:prstGeom prst="rect">
+                      <a:avLst/>
+                    </a:prstGeom>
+                  </pic:spPr>
+                </pic:pic>
+              </a:graphicData>
+            </a:graphic>
+          </wp:inline>
+        </w:drawing>
+      </w:r>
     </w:p>
     <w:p>
       <w:pPr>
@@ -3548,50 +3693,43 @@
     </w:p>
     <w:p>
       <w:r>
-        <w:t xml:space="preserve">This code creates a simple </w:t>
+        <w:t xml:space="preserve">This code creates a </w:t>
       </w:r>
       <w:r>
         <w:rPr>
           <w:b/>
           <w:bCs/>
         </w:rPr>
-        <w:t>Product Search app</w:t>
-      </w:r>
-      <w:r>
-        <w:t xml:space="preserve"> where a list of products is shown on the page. When the user types something in the search box, JavaScript </w:t>
+        <w:t>simple electronics store webpage using Bootstrap</w:t>
+      </w:r>
+      <w:r>
+        <w:t xml:space="preserve">. It includes a </w:t>
       </w:r>
       <w:r>
         <w:rPr>
           <w:b/>
           <w:bCs/>
         </w:rPr>
-        <w:t>filters the products in real time</w:t>
-      </w:r>
-      <w:r>
-        <w:t xml:space="preserve"> and only matching items are displayed.</w:t>
+        <w:t>navbar, welcome banner, product carousel, and product cards</w:t>
+      </w:r>
+      <w:r>
+        <w:t xml:space="preserve"> showing items like laptop, smartphone, headphones, and smartwatch with prices and “Buy Now” buttons.</w:t>
       </w:r>
       <w:r>
         <w:t xml:space="preserve"> </w:t>
       </w:r>
       <w:r>
-        <w:t xml:space="preserve">If a user clicks on any product, an </w:t>
+        <w:t xml:space="preserve">The output displays a </w:t>
       </w:r>
       <w:r>
         <w:rPr>
           <w:b/>
           <w:bCs/>
         </w:rPr>
-        <w:t>alert message shows the selected product name</w:t>
-      </w:r>
-      <w:r>
-        <w:t xml:space="preserve">, and if nothing matches the search, it displays </w:t>
-      </w:r>
-      <w:r>
-        <w:rPr>
-          <w:b/>
-          <w:bCs/>
-        </w:rPr>
-        <w:t>“No Results Found.”</w:t>
+        <w:t>clean online shop layout</w:t>
+      </w:r>
+      <w:r>
+        <w:t xml:space="preserve"> where users can view products, scroll through images, and subscribe to a newsletter at the bottom.</w:t>
       </w:r>
     </w:p>
     <w:p>
